--- a/exp03/report/Experiment3_ControllerDesign_ExtendedReport_CORRECTED.docx
+++ b/exp03/report/Experiment3_ControllerDesign_ExtendedReport_CORRECTED.docx
@@ -17,15 +17,7 @@
         <w:jc w:val="both"/>
       </w:pPr>
       <w:r>
-        <w:t xml:space="preserve">This experiment studies controller design for a third-order </w:t>
-      </w:r>
-      <w:proofErr w:type="spellStart"/>
-      <w:r>
-        <w:t>analog</w:t>
-      </w:r>
-      <w:proofErr w:type="spellEnd"/>
-      <w:r>
-        <w:t xml:space="preserve"> plant using the root-locus method on the MATLAB platform. The assigned open-loop plant is</w:t>
+        <w:t>This experiment studies controller design for a third-order analog plant using the root-locus method on the MATLAB platform. The assigned open-loop plant is</w:t>
       </w:r>
     </w:p>
     <w:p>
@@ -83,15 +75,7 @@
         <w:jc w:val="both"/>
       </w:pPr>
       <w:r>
-        <w:t xml:space="preserve">which carries a single structural parameter, a — the location of the third open-loop pole. Per the lab brief, this transfer function arises from linearising a nonlinear system about an operating point, and “a”, the pole location, “depends strongly on the equilibrium about which the system is linearised”; </w:t>
-      </w:r>
-      <w:proofErr w:type="gramStart"/>
-      <w:r>
-        <w:t>consequently</w:t>
-      </w:r>
-      <w:proofErr w:type="gramEnd"/>
-      <w:r>
-        <w:t xml:space="preserve"> a may range anywhere from the open-loop zero (a = 2.5) to infinity. The controller is a simple proportional gain K placed ahead of the plant, and the loop is closed with unity negative feedback.</w:t>
+        <w:t>which carries a single structural parameter, a — the location of the third open-loop pole. Per the lab brief, this transfer function arises from linearising a nonlinear system about an operating point, and “a”, the pole location, “depends strongly on the equilibrium about which the system is linearised”; consequently a may range anywhere from the open-loop zero (a = 2.5) to infinity. The controller is a simple proportional gain K placed ahead of the plant, and the loop is closed with unity negative feedback.</w:t>
       </w:r>
     </w:p>
     <w:p>
@@ -126,23 +110,7 @@
           <w:sz w:val="21"/>
           <w:szCs w:val="21"/>
         </w:rPr>
-        <w:t xml:space="preserve">Exactly how does the parameter </w:t>
-      </w:r>
-      <w:proofErr w:type="gramStart"/>
-      <w:r>
-        <w:rPr>
-          <w:sz w:val="21"/>
-          <w:szCs w:val="21"/>
-        </w:rPr>
-        <w:t>a</w:t>
-      </w:r>
-      <w:proofErr w:type="gramEnd"/>
-      <w:r>
-        <w:rPr>
-          <w:sz w:val="21"/>
-          <w:szCs w:val="21"/>
-        </w:rPr>
-        <w:t xml:space="preserve"> influence the root loci of the system?</w:t>
+        <w:t>Exactly how does the parameter a influence the root loci of the system?</w:t>
       </w:r>
     </w:p>
     <w:p>
@@ -245,15 +213,7 @@
         <w:jc w:val="both"/>
       </w:pPr>
       <w:r>
-        <w:t>This report re-derives the group's original MATLAB-based analysis from scratch for the corrected zero location, independently computing every number in it (all values verified against a symbolically-checked scaling relationship to the original z=1 problem — see §5.3), and extends the analysis in four directions: (</w:t>
-      </w:r>
-      <w:proofErr w:type="spellStart"/>
-      <w:r>
-        <w:t>i</w:t>
-      </w:r>
-      <w:proofErr w:type="spellEnd"/>
-      <w:r>
-        <w:t>) it derives exactly why a = 22.5 is now the structural transition point (the original a = 9 scaled by the new zero location); (ii) it proves the stability claim rigorously with the Routh–Hurwitz criterion instead of only reading it off the loci; (iii) it quantifies how good the ζ ≈ (a−2.5)/(2√K) approximation actually is, and explains why it improves with K; and (iv) it replaces the discrete a-by-a, K-by-K case studies with continuous surfaces over (K, a), including a continuous step-response waterfall and three consistent overshoot/damping/settling-time heatmaps.</w:t>
+        <w:t>This report re-derives the group's original MATLAB-based analysis from scratch for the corrected zero location, independently computing every number in it (all values verified against a symbolically-checked scaling relationship to the original z=1 problem — see §5.3), and extends the analysis in four directions: (i) it derives exactly why a = 22.5 is now the structural transition point (the original a = 9 scaled by the new zero location); (ii) it proves the stability claim rigorously with the Routh–Hurwitz criterion instead of only reading it off the loci; (iii) it quantifies how good the ζ ≈ (a−2.5)/(2√K) approximation actually is, and explains why it improves with K; and (iv) it replaces the discrete a-by-a, K-by-K case studies with continuous surfaces over (K, a), including a continuous step-response waterfall and three consistent overshoot/damping/settling-time heatmaps.</w:t>
       </w:r>
     </w:p>
     <w:p>
@@ -350,23 +310,7 @@
           <w:sz w:val="21"/>
           <w:szCs w:val="21"/>
         </w:rPr>
-        <w:t xml:space="preserve">a real-axis point lies on the locus </w:t>
-      </w:r>
-      <w:proofErr w:type="spellStart"/>
-      <w:r>
-        <w:rPr>
-          <w:sz w:val="21"/>
-          <w:szCs w:val="21"/>
-        </w:rPr>
-        <w:t>iff</w:t>
-      </w:r>
-      <w:proofErr w:type="spellEnd"/>
-      <w:r>
-        <w:rPr>
-          <w:sz w:val="21"/>
-          <w:szCs w:val="21"/>
-        </w:rPr>
-        <w:t xml:space="preserve"> the number of open-loop poles + zeros to its right, counted on the real axis, is odd.</w:t>
+        <w:t>a real-axis point lies on the locus iff the number of open-loop poles + zeros to its right, counted on the real axis, is odd.</w:t>
       </w:r>
     </w:p>
     <w:p>
@@ -392,87 +336,7 @@
           <w:sz w:val="21"/>
           <w:szCs w:val="21"/>
         </w:rPr>
-        <w:t xml:space="preserve">the n−m branches that go to infinity do so along straight lines at angles </w:t>
-      </w:r>
-      <w:proofErr w:type="spellStart"/>
-      <w:r>
-        <w:rPr>
-          <w:sz w:val="21"/>
-          <w:szCs w:val="21"/>
-        </w:rPr>
-        <w:t>θq</w:t>
-      </w:r>
-      <w:proofErr w:type="spellEnd"/>
-      <w:r>
-        <w:rPr>
-          <w:sz w:val="21"/>
-          <w:szCs w:val="21"/>
-        </w:rPr>
-        <w:t xml:space="preserve"> = (2q+</w:t>
-      </w:r>
-      <w:proofErr w:type="gramStart"/>
-      <w:r>
-        <w:rPr>
-          <w:sz w:val="21"/>
-          <w:szCs w:val="21"/>
-        </w:rPr>
-        <w:t>1)·</w:t>
-      </w:r>
-      <w:proofErr w:type="gramEnd"/>
-      <w:r>
-        <w:rPr>
-          <w:sz w:val="21"/>
-          <w:szCs w:val="21"/>
-        </w:rPr>
-        <w:t xml:space="preserve">180°/(n−m), through the centroid </w:t>
-      </w:r>
-      <w:proofErr w:type="spellStart"/>
-      <w:r>
-        <w:rPr>
-          <w:sz w:val="21"/>
-          <w:szCs w:val="21"/>
-        </w:rPr>
-        <w:t>σA</w:t>
-      </w:r>
-      <w:proofErr w:type="spellEnd"/>
-      <w:r>
-        <w:rPr>
-          <w:sz w:val="21"/>
-          <w:szCs w:val="21"/>
-        </w:rPr>
-        <w:t xml:space="preserve"> = (</w:t>
-      </w:r>
-      <w:proofErr w:type="spellStart"/>
-      <w:r>
-        <w:rPr>
-          <w:sz w:val="21"/>
-          <w:szCs w:val="21"/>
-        </w:rPr>
-        <w:t>Σpoles</w:t>
-      </w:r>
-      <w:proofErr w:type="spellEnd"/>
-      <w:r>
-        <w:rPr>
-          <w:sz w:val="21"/>
-          <w:szCs w:val="21"/>
-        </w:rPr>
-        <w:t xml:space="preserve"> − </w:t>
-      </w:r>
-      <w:proofErr w:type="spellStart"/>
-      <w:r>
-        <w:rPr>
-          <w:sz w:val="21"/>
-          <w:szCs w:val="21"/>
-        </w:rPr>
-        <w:t>Σzeros</w:t>
-      </w:r>
-      <w:proofErr w:type="spellEnd"/>
-      <w:r>
-        <w:rPr>
-          <w:sz w:val="21"/>
-          <w:szCs w:val="21"/>
-        </w:rPr>
-        <w:t>)/(n−m).</w:t>
+        <w:t>the n−m branches that go to infinity do so along straight lines at angles θq = (2q+1)·180°/(n−m), through the centroid σA = (Σpoles − Σzeros)/(n−m).</w:t>
       </w:r>
     </w:p>
     <w:p>
@@ -498,23 +362,7 @@
           <w:sz w:val="21"/>
           <w:szCs w:val="21"/>
         </w:rPr>
-        <w:t xml:space="preserve">points where branches leave or re-enter the real axis, found from </w:t>
-      </w:r>
-      <w:proofErr w:type="spellStart"/>
-      <w:r>
-        <w:rPr>
-          <w:sz w:val="21"/>
-          <w:szCs w:val="21"/>
-        </w:rPr>
-        <w:t>dK</w:t>
-      </w:r>
-      <w:proofErr w:type="spellEnd"/>
-      <w:r>
-        <w:rPr>
-          <w:sz w:val="21"/>
-          <w:szCs w:val="21"/>
-        </w:rPr>
-        <w:t>/ds = 0 (equivalently, local extrema of K(s) along the real axis).</w:t>
+        <w:t>points where branches leave or re-enter the real axis, found from dK/ds = 0 (equivalently, local extrema of K(s) along the real axis).</w:t>
       </w:r>
     </w:p>
     <w:p>
@@ -665,13 +513,8 @@
         <w:spacing w:after="160" w:line="276" w:lineRule="auto"/>
         <w:jc w:val="both"/>
       </w:pPr>
-      <w:proofErr w:type="gramStart"/>
-      <w:r>
-        <w:t>so</w:t>
-      </w:r>
-      <w:proofErr w:type="gramEnd"/>
-      <w:r>
-        <w:t xml:space="preserve"> the characteristic equation — whose roots are the closed-loop poles that this entire report tracks as functions of K and a — is</w:t>
+      <w:r>
+        <w:t>so the characteristic equation — whose roots are the closed-loop poles that this entire report tracks as functions of K and a — is</w:t>
       </w:r>
     </w:p>
     <w:p>
@@ -785,37 +628,12 @@
         </w:rPr>
         <w:t xml:space="preserve">Parameter a </w:t>
       </w:r>
-      <w:proofErr w:type="gramStart"/>
       <w:r>
         <w:rPr>
           <w:sz w:val="21"/>
           <w:szCs w:val="21"/>
         </w:rPr>
-        <w:t>sets</w:t>
-      </w:r>
-      <w:proofErr w:type="gramEnd"/>
-      <w:r>
-        <w:rPr>
-          <w:sz w:val="21"/>
-          <w:szCs w:val="21"/>
-        </w:rPr>
-        <w:t xml:space="preserve"> the position of the third open-loop pole at s = −a and is held fixed while K is swept. Changing a </w:t>
-      </w:r>
-      <w:proofErr w:type="gramStart"/>
-      <w:r>
-        <w:rPr>
-          <w:sz w:val="21"/>
-          <w:szCs w:val="21"/>
-        </w:rPr>
-        <w:t>changes</w:t>
-      </w:r>
-      <w:proofErr w:type="gramEnd"/>
-      <w:r>
-        <w:rPr>
-          <w:sz w:val="21"/>
-          <w:szCs w:val="21"/>
-        </w:rPr>
-        <w:t xml:space="preserve"> the shape of the entire locus — it is a design/operating-point parameter, not a swept variable in the classical sense, which is exactly why the lab treats it as a family of loci rather than a single one.</w:t>
+        <w:t>sets the position of the third open-loop pole at s = −a and is held fixed while K is swept. Changing a changes the shape of the entire locus — it is a design/operating-point parameter, not a swept variable in the classical sense, which is exactly why the lab treats it as a family of loci rather than a single one.</w:t>
       </w:r>
     </w:p>
     <w:p>
@@ -824,15 +642,7 @@
         <w:jc w:val="both"/>
       </w:pPr>
       <w:r>
-        <w:t xml:space="preserve">Because a and K enter the characteristic equation independently, the report organises its numerical work as a two-parameter sweep: §5 sweeps K continuously for a discrete set of </w:t>
-      </w:r>
-      <w:proofErr w:type="gramStart"/>
-      <w:r>
-        <w:t>a</w:t>
-      </w:r>
-      <w:proofErr w:type="gramEnd"/>
-      <w:r>
-        <w:t xml:space="preserve"> (the classical root-locus </w:t>
+        <w:t xml:space="preserve">Because a and K enter the characteristic equation independently, the report organises its numerical work as a two-parameter sweep: §5 sweeps K continuously for a discrete set of a (the classical root-locus </w:t>
       </w:r>
       <w:r>
         <w:lastRenderedPageBreak/>
@@ -970,12 +780,6 @@
         <w:gridCol w:w="9029"/>
       </w:tblGrid>
       <w:tr>
-        <w:tblPrEx>
-          <w:tblCellMar>
-            <w:top w:w="0" w:type="dxa"/>
-            <w:bottom w:w="0" w:type="dxa"/>
-          </w:tblCellMar>
-        </w:tblPrEx>
         <w:tc>
           <w:tcPr>
             <w:tcW w:w="9029" w:type="dxa"/>
@@ -1001,9 +805,10 @@
                 <w:sz w:val="18"/>
                 <w:szCs w:val="18"/>
               </w:rPr>
-              <w:t>% Open-loop TF:  G(s) = K(s+2.5) / [ s^2(</w:t>
-            </w:r>
-            <w:proofErr w:type="spellStart"/>
+              <w:t>% Open-loop TF:  G(s) = K(s+2.5) / [ s^2(s+a) ]</w:t>
+            </w:r>
+          </w:p>
+          <w:p>
             <w:r>
               <w:rPr>
                 <w:rFonts w:ascii="Consolas" w:eastAsia="Consolas" w:hAnsi="Consolas" w:cs="Consolas"/>
@@ -1011,10 +816,10 @@
                 <w:sz w:val="18"/>
                 <w:szCs w:val="18"/>
               </w:rPr>
-              <w:t>s+a</w:t>
-            </w:r>
-            <w:proofErr w:type="spellEnd"/>
-            <w:proofErr w:type="gramStart"/>
+              <w:t>G0 = tf([1 2.5], [1 a 0 0]);    % s^3 + a*s^2  &lt;=&gt;  s^2(s+a)</w:t>
+            </w:r>
+          </w:p>
+          <w:p>
             <w:r>
               <w:rPr>
                 <w:rFonts w:ascii="Consolas" w:eastAsia="Consolas" w:hAnsi="Consolas" w:cs="Consolas"/>
@@ -1022,9 +827,8 @@
                 <w:sz w:val="18"/>
                 <w:szCs w:val="18"/>
               </w:rPr>
-              <w:t>) ]</w:t>
-            </w:r>
-            <w:proofErr w:type="gramEnd"/>
+              <w:t xml:space="preserve"> </w:t>
+            </w:r>
           </w:p>
           <w:p>
             <w:r>
@@ -1034,10 +838,10 @@
                 <w:sz w:val="18"/>
                 <w:szCs w:val="18"/>
               </w:rPr>
-              <w:t xml:space="preserve">G0 = </w:t>
-            </w:r>
-            <w:proofErr w:type="spellStart"/>
-            <w:proofErr w:type="gramStart"/>
+              <w:t>[r, Kswept] = rlocus(G0);       % r(:,i) = the 3 closed-loop poles at</w:t>
+            </w:r>
+          </w:p>
+          <w:p>
             <w:r>
               <w:rPr>
                 <w:rFonts w:ascii="Consolas" w:eastAsia="Consolas" w:hAnsi="Consolas" w:cs="Consolas"/>
@@ -1045,9 +849,10 @@
                 <w:sz w:val="18"/>
                 <w:szCs w:val="18"/>
               </w:rPr>
-              <w:t>tf</w:t>
-            </w:r>
-            <w:proofErr w:type="spellEnd"/>
+              <w:t xml:space="preserve">                                 % gain Kswept(i); rlocus() sweeps</w:t>
+            </w:r>
+          </w:p>
+          <w:p>
             <w:r>
               <w:rPr>
                 <w:rFonts w:ascii="Consolas" w:eastAsia="Consolas" w:hAnsi="Consolas" w:cs="Consolas"/>
@@ -1055,302 +860,6 @@
                 <w:sz w:val="18"/>
                 <w:szCs w:val="18"/>
               </w:rPr>
-              <w:t>(</w:t>
-            </w:r>
-            <w:proofErr w:type="gramEnd"/>
-            <w:r>
-              <w:rPr>
-                <w:rFonts w:ascii="Consolas" w:eastAsia="Consolas" w:hAnsi="Consolas" w:cs="Consolas"/>
-                <w:color w:val="1B1B1B"/>
-                <w:sz w:val="18"/>
-                <w:szCs w:val="18"/>
-              </w:rPr>
-              <w:t>[1 2.5], [1 a 0 0]</w:t>
-            </w:r>
-            <w:proofErr w:type="gramStart"/>
-            <w:r>
-              <w:rPr>
-                <w:rFonts w:ascii="Consolas" w:eastAsia="Consolas" w:hAnsi="Consolas" w:cs="Consolas"/>
-                <w:color w:val="1B1B1B"/>
-                <w:sz w:val="18"/>
-                <w:szCs w:val="18"/>
-              </w:rPr>
-              <w:t xml:space="preserve">);   </w:t>
-            </w:r>
-            <w:proofErr w:type="gramEnd"/>
-            <w:r>
-              <w:rPr>
-                <w:rFonts w:ascii="Consolas" w:eastAsia="Consolas" w:hAnsi="Consolas" w:cs="Consolas"/>
-                <w:color w:val="1B1B1B"/>
-                <w:sz w:val="18"/>
-                <w:szCs w:val="18"/>
-              </w:rPr>
-              <w:t xml:space="preserve"> % s^3 + a*s^</w:t>
-            </w:r>
-            <w:proofErr w:type="gramStart"/>
-            <w:r>
-              <w:rPr>
-                <w:rFonts w:ascii="Consolas" w:eastAsia="Consolas" w:hAnsi="Consolas" w:cs="Consolas"/>
-                <w:color w:val="1B1B1B"/>
-                <w:sz w:val="18"/>
-                <w:szCs w:val="18"/>
-              </w:rPr>
-              <w:t>2  &lt;</w:t>
-            </w:r>
-            <w:proofErr w:type="gramEnd"/>
-            <w:r>
-              <w:rPr>
-                <w:rFonts w:ascii="Consolas" w:eastAsia="Consolas" w:hAnsi="Consolas" w:cs="Consolas"/>
-                <w:color w:val="1B1B1B"/>
-                <w:sz w:val="18"/>
-                <w:szCs w:val="18"/>
-              </w:rPr>
-              <w:t>=</w:t>
-            </w:r>
-            <w:proofErr w:type="gramStart"/>
-            <w:r>
-              <w:rPr>
-                <w:rFonts w:ascii="Consolas" w:eastAsia="Consolas" w:hAnsi="Consolas" w:cs="Consolas"/>
-                <w:color w:val="1B1B1B"/>
-                <w:sz w:val="18"/>
-                <w:szCs w:val="18"/>
-              </w:rPr>
-              <w:t>&gt;  s</w:t>
-            </w:r>
-            <w:proofErr w:type="gramEnd"/>
-            <w:r>
-              <w:rPr>
-                <w:rFonts w:ascii="Consolas" w:eastAsia="Consolas" w:hAnsi="Consolas" w:cs="Consolas"/>
-                <w:color w:val="1B1B1B"/>
-                <w:sz w:val="18"/>
-                <w:szCs w:val="18"/>
-              </w:rPr>
-              <w:t>^2(</w:t>
-            </w:r>
-            <w:proofErr w:type="spellStart"/>
-            <w:r>
-              <w:rPr>
-                <w:rFonts w:ascii="Consolas" w:eastAsia="Consolas" w:hAnsi="Consolas" w:cs="Consolas"/>
-                <w:color w:val="1B1B1B"/>
-                <w:sz w:val="18"/>
-                <w:szCs w:val="18"/>
-              </w:rPr>
-              <w:t>s+a</w:t>
-            </w:r>
-            <w:proofErr w:type="spellEnd"/>
-            <w:r>
-              <w:rPr>
-                <w:rFonts w:ascii="Consolas" w:eastAsia="Consolas" w:hAnsi="Consolas" w:cs="Consolas"/>
-                <w:color w:val="1B1B1B"/>
-                <w:sz w:val="18"/>
-                <w:szCs w:val="18"/>
-              </w:rPr>
-              <w:t>)</w:t>
-            </w:r>
-          </w:p>
-          <w:p>
-            <w:r>
-              <w:rPr>
-                <w:rFonts w:ascii="Consolas" w:eastAsia="Consolas" w:hAnsi="Consolas" w:cs="Consolas"/>
-                <w:color w:val="1B1B1B"/>
-                <w:sz w:val="18"/>
-                <w:szCs w:val="18"/>
-              </w:rPr>
-              <w:t xml:space="preserve"> </w:t>
-            </w:r>
-          </w:p>
-          <w:p>
-            <w:r>
-              <w:rPr>
-                <w:rFonts w:ascii="Consolas" w:eastAsia="Consolas" w:hAnsi="Consolas" w:cs="Consolas"/>
-                <w:color w:val="1B1B1B"/>
-                <w:sz w:val="18"/>
-                <w:szCs w:val="18"/>
-              </w:rPr>
-              <w:t xml:space="preserve">[r, </w:t>
-            </w:r>
-            <w:proofErr w:type="spellStart"/>
-            <w:r>
-              <w:rPr>
-                <w:rFonts w:ascii="Consolas" w:eastAsia="Consolas" w:hAnsi="Consolas" w:cs="Consolas"/>
-                <w:color w:val="1B1B1B"/>
-                <w:sz w:val="18"/>
-                <w:szCs w:val="18"/>
-              </w:rPr>
-              <w:t>Kswept</w:t>
-            </w:r>
-            <w:proofErr w:type="spellEnd"/>
-            <w:r>
-              <w:rPr>
-                <w:rFonts w:ascii="Consolas" w:eastAsia="Consolas" w:hAnsi="Consolas" w:cs="Consolas"/>
-                <w:color w:val="1B1B1B"/>
-                <w:sz w:val="18"/>
-                <w:szCs w:val="18"/>
-              </w:rPr>
-              <w:t xml:space="preserve">] = </w:t>
-            </w:r>
-            <w:proofErr w:type="spellStart"/>
-            <w:r>
-              <w:rPr>
-                <w:rFonts w:ascii="Consolas" w:eastAsia="Consolas" w:hAnsi="Consolas" w:cs="Consolas"/>
-                <w:color w:val="1B1B1B"/>
-                <w:sz w:val="18"/>
-                <w:szCs w:val="18"/>
-              </w:rPr>
-              <w:t>rlocus</w:t>
-            </w:r>
-            <w:proofErr w:type="spellEnd"/>
-            <w:r>
-              <w:rPr>
-                <w:rFonts w:ascii="Consolas" w:eastAsia="Consolas" w:hAnsi="Consolas" w:cs="Consolas"/>
-                <w:color w:val="1B1B1B"/>
-                <w:sz w:val="18"/>
-                <w:szCs w:val="18"/>
-              </w:rPr>
-              <w:t>(G0</w:t>
-            </w:r>
-            <w:proofErr w:type="gramStart"/>
-            <w:r>
-              <w:rPr>
-                <w:rFonts w:ascii="Consolas" w:eastAsia="Consolas" w:hAnsi="Consolas" w:cs="Consolas"/>
-                <w:color w:val="1B1B1B"/>
-                <w:sz w:val="18"/>
-                <w:szCs w:val="18"/>
-              </w:rPr>
-              <w:t xml:space="preserve">);   </w:t>
-            </w:r>
-            <w:proofErr w:type="gramEnd"/>
-            <w:r>
-              <w:rPr>
-                <w:rFonts w:ascii="Consolas" w:eastAsia="Consolas" w:hAnsi="Consolas" w:cs="Consolas"/>
-                <w:color w:val="1B1B1B"/>
-                <w:sz w:val="18"/>
-                <w:szCs w:val="18"/>
-              </w:rPr>
-              <w:t xml:space="preserve">    % r</w:t>
-            </w:r>
-            <w:proofErr w:type="gramStart"/>
-            <w:r>
-              <w:rPr>
-                <w:rFonts w:ascii="Consolas" w:eastAsia="Consolas" w:hAnsi="Consolas" w:cs="Consolas"/>
-                <w:color w:val="1B1B1B"/>
-                <w:sz w:val="18"/>
-                <w:szCs w:val="18"/>
-              </w:rPr>
-              <w:t>(:,</w:t>
-            </w:r>
-            <w:proofErr w:type="spellStart"/>
-            <w:proofErr w:type="gramEnd"/>
-            <w:r>
-              <w:rPr>
-                <w:rFonts w:ascii="Consolas" w:eastAsia="Consolas" w:hAnsi="Consolas" w:cs="Consolas"/>
-                <w:color w:val="1B1B1B"/>
-                <w:sz w:val="18"/>
-                <w:szCs w:val="18"/>
-              </w:rPr>
-              <w:t>i</w:t>
-            </w:r>
-            <w:proofErr w:type="spellEnd"/>
-            <w:r>
-              <w:rPr>
-                <w:rFonts w:ascii="Consolas" w:eastAsia="Consolas" w:hAnsi="Consolas" w:cs="Consolas"/>
-                <w:color w:val="1B1B1B"/>
-                <w:sz w:val="18"/>
-                <w:szCs w:val="18"/>
-              </w:rPr>
-              <w:t>) = the 3 closed-loop poles at</w:t>
-            </w:r>
-          </w:p>
-          <w:p>
-            <w:r>
-              <w:rPr>
-                <w:rFonts w:ascii="Consolas" w:eastAsia="Consolas" w:hAnsi="Consolas" w:cs="Consolas"/>
-                <w:color w:val="1B1B1B"/>
-                <w:sz w:val="18"/>
-                <w:szCs w:val="18"/>
-              </w:rPr>
-              <w:t xml:space="preserve">                                 % gain </w:t>
-            </w:r>
-            <w:proofErr w:type="spellStart"/>
-            <w:r>
-              <w:rPr>
-                <w:rFonts w:ascii="Consolas" w:eastAsia="Consolas" w:hAnsi="Consolas" w:cs="Consolas"/>
-                <w:color w:val="1B1B1B"/>
-                <w:sz w:val="18"/>
-                <w:szCs w:val="18"/>
-              </w:rPr>
-              <w:t>Kswept</w:t>
-            </w:r>
-            <w:proofErr w:type="spellEnd"/>
-            <w:r>
-              <w:rPr>
-                <w:rFonts w:ascii="Consolas" w:eastAsia="Consolas" w:hAnsi="Consolas" w:cs="Consolas"/>
-                <w:color w:val="1B1B1B"/>
-                <w:sz w:val="18"/>
-                <w:szCs w:val="18"/>
-              </w:rPr>
-              <w:t>(</w:t>
-            </w:r>
-            <w:proofErr w:type="spellStart"/>
-            <w:r>
-              <w:rPr>
-                <w:rFonts w:ascii="Consolas" w:eastAsia="Consolas" w:hAnsi="Consolas" w:cs="Consolas"/>
-                <w:color w:val="1B1B1B"/>
-                <w:sz w:val="18"/>
-                <w:szCs w:val="18"/>
-              </w:rPr>
-              <w:t>i</w:t>
-            </w:r>
-            <w:proofErr w:type="spellEnd"/>
-            <w:r>
-              <w:rPr>
-                <w:rFonts w:ascii="Consolas" w:eastAsia="Consolas" w:hAnsi="Consolas" w:cs="Consolas"/>
-                <w:color w:val="1B1B1B"/>
-                <w:sz w:val="18"/>
-                <w:szCs w:val="18"/>
-              </w:rPr>
-              <w:t xml:space="preserve">); </w:t>
-            </w:r>
-            <w:proofErr w:type="spellStart"/>
-            <w:proofErr w:type="gramStart"/>
-            <w:r>
-              <w:rPr>
-                <w:rFonts w:ascii="Consolas" w:eastAsia="Consolas" w:hAnsi="Consolas" w:cs="Consolas"/>
-                <w:color w:val="1B1B1B"/>
-                <w:sz w:val="18"/>
-                <w:szCs w:val="18"/>
-              </w:rPr>
-              <w:t>rlocus</w:t>
-            </w:r>
-            <w:proofErr w:type="spellEnd"/>
-            <w:r>
-              <w:rPr>
-                <w:rFonts w:ascii="Consolas" w:eastAsia="Consolas" w:hAnsi="Consolas" w:cs="Consolas"/>
-                <w:color w:val="1B1B1B"/>
-                <w:sz w:val="18"/>
-                <w:szCs w:val="18"/>
-              </w:rPr>
-              <w:t>(</w:t>
-            </w:r>
-            <w:proofErr w:type="gramEnd"/>
-            <w:r>
-              <w:rPr>
-                <w:rFonts w:ascii="Consolas" w:eastAsia="Consolas" w:hAnsi="Consolas" w:cs="Consolas"/>
-                <w:color w:val="1B1B1B"/>
-                <w:sz w:val="18"/>
-                <w:szCs w:val="18"/>
-              </w:rPr>
-              <w:t>) sweeps</w:t>
-            </w:r>
-          </w:p>
-          <w:p>
-            <w:r>
-              <w:rPr>
-                <w:rFonts w:ascii="Consolas" w:eastAsia="Consolas" w:hAnsi="Consolas" w:cs="Consolas"/>
-                <w:color w:val="1B1B1B"/>
-                <w:sz w:val="18"/>
-                <w:szCs w:val="18"/>
-              </w:rPr>
               <w:t xml:space="preserve">                                 % K over 0 -&gt; Inf automatically.</w:t>
             </w:r>
           </w:p>
@@ -1368,15 +877,7 @@
         <w:jc w:val="both"/>
       </w:pPr>
       <w:r>
-        <w:t>Objective: for a fixed a, this is the single call that generates a complete root locus. `</w:t>
-      </w:r>
-      <w:proofErr w:type="spellStart"/>
-      <w:r>
-        <w:t>rlocus</w:t>
-      </w:r>
-      <w:proofErr w:type="spellEnd"/>
-      <w:r>
-        <w:t>` internally forms 1+K·G0(s)=0 and solves it at a large, automatically-refined set of gains, returning every closed-</w:t>
+        <w:t>Objective: for a fixed a, this is the single call that generates a complete root locus. `rlocus` internally forms 1+K·G0(s)=0 and solves it at a large, automatically-refined set of gains, returning every closed-</w:t>
       </w:r>
       <w:r>
         <w:lastRenderedPageBreak/>
@@ -1413,12 +914,6 @@
         <w:gridCol w:w="9029"/>
       </w:tblGrid>
       <w:tr>
-        <w:tblPrEx>
-          <w:tblCellMar>
-            <w:top w:w="0" w:type="dxa"/>
-            <w:bottom w:w="0" w:type="dxa"/>
-          </w:tblCellMar>
-        </w:tblPrEx>
         <w:tc>
           <w:tcPr>
             <w:tcW w:w="9029" w:type="dxa"/>
@@ -1448,7 +943,6 @@
             </w:r>
           </w:p>
           <w:p>
-            <w:proofErr w:type="spellStart"/>
             <w:r>
               <w:rPr>
                 <w:rFonts w:ascii="Consolas" w:eastAsia="Consolas" w:hAnsi="Consolas" w:cs="Consolas"/>
@@ -1456,9 +950,10 @@
                 <w:sz w:val="18"/>
                 <w:szCs w:val="18"/>
               </w:rPr>
-              <w:t>char_eq</w:t>
-            </w:r>
-            <w:proofErr w:type="spellEnd"/>
+              <w:t>char_eq = [1, a, K, 2.5*K];</w:t>
+            </w:r>
+          </w:p>
+          <w:p>
             <w:r>
               <w:rPr>
                 <w:rFonts w:ascii="Consolas" w:eastAsia="Consolas" w:hAnsi="Consolas" w:cs="Consolas"/>
@@ -1466,7 +961,7 @@
                 <w:sz w:val="18"/>
                 <w:szCs w:val="18"/>
               </w:rPr>
-              <w:t xml:space="preserve"> = [1, a, K, 2.5*K];</w:t>
+              <w:t>poles   = roots(char_eq);                 % the 3 closed-loop poles</w:t>
             </w:r>
           </w:p>
           <w:p>
@@ -1477,9 +972,10 @@
                 <w:sz w:val="18"/>
                 <w:szCs w:val="18"/>
               </w:rPr>
-              <w:t>poles   = roots(</w:t>
-            </w:r>
-            <w:proofErr w:type="spellStart"/>
+              <w:t xml:space="preserve"> </w:t>
+            </w:r>
+          </w:p>
+          <w:p>
             <w:r>
               <w:rPr>
                 <w:rFonts w:ascii="Consolas" w:eastAsia="Consolas" w:hAnsi="Consolas" w:cs="Consolas"/>
@@ -1487,10 +983,10 @@
                 <w:sz w:val="18"/>
                 <w:szCs w:val="18"/>
               </w:rPr>
-              <w:t>char_eq</w:t>
-            </w:r>
-            <w:proofErr w:type="spellEnd"/>
-            <w:proofErr w:type="gramStart"/>
+              <w:t>complex_pole = poles(imag(poles) &gt; 0.1);  % isolate the dominant</w:t>
+            </w:r>
+          </w:p>
+          <w:p>
             <w:r>
               <w:rPr>
                 <w:rFonts w:ascii="Consolas" w:eastAsia="Consolas" w:hAnsi="Consolas" w:cs="Consolas"/>
@@ -1498,9 +994,10 @@
                 <w:sz w:val="18"/>
                 <w:szCs w:val="18"/>
               </w:rPr>
-              <w:t xml:space="preserve">);   </w:t>
-            </w:r>
-            <w:proofErr w:type="gramEnd"/>
+              <w:t xml:space="preserve">                                            % complex pole</w:t>
+            </w:r>
+          </w:p>
+          <w:p>
             <w:r>
               <w:rPr>
                 <w:rFonts w:ascii="Consolas" w:eastAsia="Consolas" w:hAnsi="Consolas" w:cs="Consolas"/>
@@ -1508,202 +1005,7 @@
                 <w:sz w:val="18"/>
                 <w:szCs w:val="18"/>
               </w:rPr>
-              <w:t xml:space="preserve">              % the 3 closed-loop poles</w:t>
-            </w:r>
-          </w:p>
-          <w:p>
-            <w:r>
-              <w:rPr>
-                <w:rFonts w:ascii="Consolas" w:eastAsia="Consolas" w:hAnsi="Consolas" w:cs="Consolas"/>
-                <w:color w:val="1B1B1B"/>
-                <w:sz w:val="18"/>
-                <w:szCs w:val="18"/>
-              </w:rPr>
-              <w:t xml:space="preserve"> </w:t>
-            </w:r>
-          </w:p>
-          <w:p>
-            <w:proofErr w:type="spellStart"/>
-            <w:r>
-              <w:rPr>
-                <w:rFonts w:ascii="Consolas" w:eastAsia="Consolas" w:hAnsi="Consolas" w:cs="Consolas"/>
-                <w:color w:val="1B1B1B"/>
-                <w:sz w:val="18"/>
-                <w:szCs w:val="18"/>
-              </w:rPr>
-              <w:t>complex_pole</w:t>
-            </w:r>
-            <w:proofErr w:type="spellEnd"/>
-            <w:r>
-              <w:rPr>
-                <w:rFonts w:ascii="Consolas" w:eastAsia="Consolas" w:hAnsi="Consolas" w:cs="Consolas"/>
-                <w:color w:val="1B1B1B"/>
-                <w:sz w:val="18"/>
-                <w:szCs w:val="18"/>
-              </w:rPr>
-              <w:t xml:space="preserve"> = poles(</w:t>
-            </w:r>
-            <w:proofErr w:type="spellStart"/>
-            <w:r>
-              <w:rPr>
-                <w:rFonts w:ascii="Consolas" w:eastAsia="Consolas" w:hAnsi="Consolas" w:cs="Consolas"/>
-                <w:color w:val="1B1B1B"/>
-                <w:sz w:val="18"/>
-                <w:szCs w:val="18"/>
-              </w:rPr>
-              <w:t>imag</w:t>
-            </w:r>
-            <w:proofErr w:type="spellEnd"/>
-            <w:r>
-              <w:rPr>
-                <w:rFonts w:ascii="Consolas" w:eastAsia="Consolas" w:hAnsi="Consolas" w:cs="Consolas"/>
-                <w:color w:val="1B1B1B"/>
-                <w:sz w:val="18"/>
-                <w:szCs w:val="18"/>
-              </w:rPr>
-              <w:t>(poles) &gt; 0.1</w:t>
-            </w:r>
-            <w:proofErr w:type="gramStart"/>
-            <w:r>
-              <w:rPr>
-                <w:rFonts w:ascii="Consolas" w:eastAsia="Consolas" w:hAnsi="Consolas" w:cs="Consolas"/>
-                <w:color w:val="1B1B1B"/>
-                <w:sz w:val="18"/>
-                <w:szCs w:val="18"/>
-              </w:rPr>
-              <w:t>);  %</w:t>
-            </w:r>
-            <w:proofErr w:type="gramEnd"/>
-            <w:r>
-              <w:rPr>
-                <w:rFonts w:ascii="Consolas" w:eastAsia="Consolas" w:hAnsi="Consolas" w:cs="Consolas"/>
-                <w:color w:val="1B1B1B"/>
-                <w:sz w:val="18"/>
-                <w:szCs w:val="18"/>
-              </w:rPr>
-              <w:t xml:space="preserve"> isolate the dominant</w:t>
-            </w:r>
-          </w:p>
-          <w:p>
-            <w:r>
-              <w:rPr>
-                <w:rFonts w:ascii="Consolas" w:eastAsia="Consolas" w:hAnsi="Consolas" w:cs="Consolas"/>
-                <w:color w:val="1B1B1B"/>
-                <w:sz w:val="18"/>
-                <w:szCs w:val="18"/>
-              </w:rPr>
-              <w:t xml:space="preserve">                                            % complex pole</w:t>
-            </w:r>
-          </w:p>
-          <w:p>
-            <w:r>
-              <w:rPr>
-                <w:rFonts w:ascii="Consolas" w:eastAsia="Consolas" w:hAnsi="Consolas" w:cs="Consolas"/>
-                <w:color w:val="1B1B1B"/>
-                <w:sz w:val="18"/>
-                <w:szCs w:val="18"/>
-              </w:rPr>
-              <w:t>zeta = -real(</w:t>
-            </w:r>
-            <w:proofErr w:type="spellStart"/>
-            <w:r>
-              <w:rPr>
-                <w:rFonts w:ascii="Consolas" w:eastAsia="Consolas" w:hAnsi="Consolas" w:cs="Consolas"/>
-                <w:color w:val="1B1B1B"/>
-                <w:sz w:val="18"/>
-                <w:szCs w:val="18"/>
-              </w:rPr>
-              <w:t>complex_</w:t>
-            </w:r>
-            <w:proofErr w:type="gramStart"/>
-            <w:r>
-              <w:rPr>
-                <w:rFonts w:ascii="Consolas" w:eastAsia="Consolas" w:hAnsi="Consolas" w:cs="Consolas"/>
-                <w:color w:val="1B1B1B"/>
-                <w:sz w:val="18"/>
-                <w:szCs w:val="18"/>
-              </w:rPr>
-              <w:t>pole</w:t>
-            </w:r>
-            <w:proofErr w:type="spellEnd"/>
-            <w:r>
-              <w:rPr>
-                <w:rFonts w:ascii="Consolas" w:eastAsia="Consolas" w:hAnsi="Consolas" w:cs="Consolas"/>
-                <w:color w:val="1B1B1B"/>
-                <w:sz w:val="18"/>
-                <w:szCs w:val="18"/>
-              </w:rPr>
-              <w:t>(</w:t>
-            </w:r>
-            <w:proofErr w:type="gramEnd"/>
-            <w:r>
-              <w:rPr>
-                <w:rFonts w:ascii="Consolas" w:eastAsia="Consolas" w:hAnsi="Consolas" w:cs="Consolas"/>
-                <w:color w:val="1B1B1B"/>
-                <w:sz w:val="18"/>
-                <w:szCs w:val="18"/>
-              </w:rPr>
-              <w:t>1)) / abs(</w:t>
-            </w:r>
-            <w:proofErr w:type="spellStart"/>
-            <w:r>
-              <w:rPr>
-                <w:rFonts w:ascii="Consolas" w:eastAsia="Consolas" w:hAnsi="Consolas" w:cs="Consolas"/>
-                <w:color w:val="1B1B1B"/>
-                <w:sz w:val="18"/>
-                <w:szCs w:val="18"/>
-              </w:rPr>
-              <w:t>complex_</w:t>
-            </w:r>
-            <w:proofErr w:type="gramStart"/>
-            <w:r>
-              <w:rPr>
-                <w:rFonts w:ascii="Consolas" w:eastAsia="Consolas" w:hAnsi="Consolas" w:cs="Consolas"/>
-                <w:color w:val="1B1B1B"/>
-                <w:sz w:val="18"/>
-                <w:szCs w:val="18"/>
-              </w:rPr>
-              <w:t>pole</w:t>
-            </w:r>
-            <w:proofErr w:type="spellEnd"/>
-            <w:r>
-              <w:rPr>
-                <w:rFonts w:ascii="Consolas" w:eastAsia="Consolas" w:hAnsi="Consolas" w:cs="Consolas"/>
-                <w:color w:val="1B1B1B"/>
-                <w:sz w:val="18"/>
-                <w:szCs w:val="18"/>
-              </w:rPr>
-              <w:t>(</w:t>
-            </w:r>
-            <w:proofErr w:type="gramEnd"/>
-            <w:r>
-              <w:rPr>
-                <w:rFonts w:ascii="Consolas" w:eastAsia="Consolas" w:hAnsi="Consolas" w:cs="Consolas"/>
-                <w:color w:val="1B1B1B"/>
-                <w:sz w:val="18"/>
-                <w:szCs w:val="18"/>
-              </w:rPr>
-              <w:t>1)</w:t>
-            </w:r>
-            <w:proofErr w:type="gramStart"/>
-            <w:r>
-              <w:rPr>
-                <w:rFonts w:ascii="Consolas" w:eastAsia="Consolas" w:hAnsi="Consolas" w:cs="Consolas"/>
-                <w:color w:val="1B1B1B"/>
-                <w:sz w:val="18"/>
-                <w:szCs w:val="18"/>
-              </w:rPr>
-              <w:t xml:space="preserve">);   </w:t>
-            </w:r>
-            <w:proofErr w:type="gramEnd"/>
-            <w:r>
-              <w:rPr>
-                <w:rFonts w:ascii="Consolas" w:eastAsia="Consolas" w:hAnsi="Consolas" w:cs="Consolas"/>
-                <w:color w:val="1B1B1B"/>
-                <w:sz w:val="18"/>
-                <w:szCs w:val="18"/>
-              </w:rPr>
-              <w:t>% zeta = -Re(s)/|s|</w:t>
+              <w:t>zeta = -real(complex_pole(1)) / abs(complex_pole(1));   % zeta = -Re(s)/|s|</w:t>
             </w:r>
           </w:p>
         </w:tc>
@@ -1720,44 +1022,7 @@
         <w:jc w:val="both"/>
       </w:pPr>
       <w:r>
-        <w:t xml:space="preserve">Objective: for a fixed (a, K) pair, this computes the exact damping ratio ζ of the oscillatory mode directly from the </w:t>
-      </w:r>
-      <w:proofErr w:type="spellStart"/>
-      <w:r>
-        <w:t>cubic's</w:t>
-      </w:r>
-      <w:proofErr w:type="spellEnd"/>
-      <w:r>
-        <w:t xml:space="preserve"> roots — no second-order approximation involved. Looping this over a = </w:t>
-      </w:r>
-      <w:proofErr w:type="gramStart"/>
-      <w:r>
-        <w:t>2.5..</w:t>
-      </w:r>
-      <w:proofErr w:type="gramEnd"/>
-      <w:r>
-        <w:t xml:space="preserve">52.5 and K ∈ {10 000, 20 000, 30 000, 50 000, 70 000} reproduces Table 2 exactly (verified to 6+ significant figures in §6.1) and is the basis for every ζ, peak-overshoot and settling-time result that follows. Note on robustness: the fixed threshold </w:t>
-      </w:r>
-      <w:proofErr w:type="spellStart"/>
-      <w:r>
-        <w:t>imag</w:t>
-      </w:r>
-      <w:proofErr w:type="spellEnd"/>
-      <w:r>
-        <w:t>(poles) &gt; 0.1 is safe here because K is large (the dominant pole's imaginary part is of order √K ≥ 100); §10 pushes K down to ≈ 1, where this fixed threshold would silently fail, so the extended-analysis code instead selects the pole with the largest |</w:t>
-      </w:r>
-      <w:proofErr w:type="spellStart"/>
-      <w:proofErr w:type="gramStart"/>
-      <w:r>
-        <w:t>Im</w:t>
-      </w:r>
-      <w:proofErr w:type="spellEnd"/>
-      <w:r>
-        <w:t>(·)|</w:t>
-      </w:r>
-      <w:proofErr w:type="gramEnd"/>
-      <w:r>
-        <w:t>, which degrades gracefully across the entire K range.</w:t>
+        <w:t>Objective: for a fixed (a, K) pair, this computes the exact damping ratio ζ of the oscillatory mode directly from the cubic's roots — no second-order approximation involved. Looping this over a = 2.5..52.5 and K ∈ {10 000, 20 000, 30 000, 50 000, 70 000} reproduces Table 2 exactly (verified to 6+ significant figures in §6.1) and is the basis for every ζ, peak-overshoot and settling-time result that follows. Note on robustness: the fixed threshold imag(poles) &gt; 0.1 is safe here because K is large (the dominant pole's imaginary part is of order √K ≥ 100); §10 pushes K down to ≈ 1, where this fixed threshold would silently fail, so the extended-analysis code instead selects the pole with the largest |Im(·)|, which degrades gracefully across the entire K range.</w:t>
       </w:r>
     </w:p>
     <w:p>
@@ -1869,12 +1134,6 @@
         <w:gridCol w:w="2837"/>
       </w:tblGrid>
       <w:tr>
-        <w:tblPrEx>
-          <w:tblCellMar>
-            <w:top w:w="0" w:type="dxa"/>
-            <w:bottom w:w="0" w:type="dxa"/>
-          </w:tblCellMar>
-        </w:tblPrEx>
         <w:trPr>
           <w:tblHeader/>
         </w:trPr>
@@ -1958,9 +1217,26 @@
                 <w:sz w:val="17"/>
                 <w:szCs w:val="17"/>
               </w:rPr>
-              <w:t xml:space="preserve">Asymptote centroid </w:t>
-            </w:r>
-            <w:proofErr w:type="spellStart"/>
+              <w:t>Asymptote centroid σA</w:t>
+            </w:r>
+          </w:p>
+        </w:tc>
+        <w:tc>
+          <w:tcPr>
+            <w:tcW w:w="2837" w:type="dxa"/>
+            <w:shd w:val="clear" w:color="auto" w:fill="20406B"/>
+            <w:tcMar>
+              <w:top w:w="80" w:type="dxa"/>
+              <w:left w:w="90" w:type="dxa"/>
+              <w:bottom w:w="80" w:type="dxa"/>
+              <w:right w:w="90" w:type="dxa"/>
+            </w:tcMar>
+            <w:vAlign w:val="center"/>
+          </w:tcPr>
+          <w:p>
+            <w:pPr>
+              <w:jc w:val="center"/>
+            </w:pPr>
             <w:r>
               <w:rPr>
                 <w:b/>
@@ -1969,47 +1245,12 @@
                 <w:sz w:val="17"/>
                 <w:szCs w:val="17"/>
               </w:rPr>
-              <w:t>σA</w:t>
-            </w:r>
-            <w:proofErr w:type="spellEnd"/>
-          </w:p>
-        </w:tc>
-        <w:tc>
-          <w:tcPr>
-            <w:tcW w:w="2837" w:type="dxa"/>
-            <w:shd w:val="clear" w:color="auto" w:fill="20406B"/>
-            <w:tcMar>
-              <w:top w:w="80" w:type="dxa"/>
-              <w:left w:w="90" w:type="dxa"/>
-              <w:bottom w:w="80" w:type="dxa"/>
-              <w:right w:w="90" w:type="dxa"/>
-            </w:tcMar>
-            <w:vAlign w:val="center"/>
-          </w:tcPr>
-          <w:p>
-            <w:pPr>
-              <w:jc w:val="center"/>
-            </w:pPr>
-            <w:r>
-              <w:rPr>
-                <w:b/>
-                <w:bCs/>
-                <w:color w:val="FFFFFF"/>
-                <w:sz w:val="17"/>
-                <w:szCs w:val="17"/>
-              </w:rPr>
               <w:t>Real-axis segment</w:t>
             </w:r>
           </w:p>
         </w:tc>
       </w:tr>
       <w:tr>
-        <w:tblPrEx>
-          <w:tblCellMar>
-            <w:top w:w="0" w:type="dxa"/>
-            <w:bottom w:w="0" w:type="dxa"/>
-          </w:tblCellMar>
-        </w:tblPrEx>
         <w:tc>
           <w:tcPr>
             <w:tcW w:w="1008" w:type="dxa"/>
@@ -2108,12 +1349,6 @@
         </w:tc>
       </w:tr>
       <w:tr>
-        <w:tblPrEx>
-          <w:tblCellMar>
-            <w:top w:w="0" w:type="dxa"/>
-            <w:bottom w:w="0" w:type="dxa"/>
-          </w:tblCellMar>
-        </w:tblPrEx>
         <w:tc>
           <w:tcPr>
             <w:tcW w:w="1008" w:type="dxa"/>
@@ -2216,12 +1451,6 @@
         </w:tc>
       </w:tr>
       <w:tr>
-        <w:tblPrEx>
-          <w:tblCellMar>
-            <w:top w:w="0" w:type="dxa"/>
-            <w:bottom w:w="0" w:type="dxa"/>
-          </w:tblCellMar>
-        </w:tblPrEx>
         <w:tc>
           <w:tcPr>
             <w:tcW w:w="1008" w:type="dxa"/>
@@ -2320,12 +1549,6 @@
         </w:tc>
       </w:tr>
       <w:tr>
-        <w:tblPrEx>
-          <w:tblCellMar>
-            <w:top w:w="0" w:type="dxa"/>
-            <w:bottom w:w="0" w:type="dxa"/>
-          </w:tblCellMar>
-        </w:tblPrEx>
         <w:tc>
           <w:tcPr>
             <w:tcW w:w="1008" w:type="dxa"/>
@@ -2428,12 +1651,6 @@
         </w:tc>
       </w:tr>
       <w:tr>
-        <w:tblPrEx>
-          <w:tblCellMar>
-            <w:top w:w="0" w:type="dxa"/>
-            <w:bottom w:w="0" w:type="dxa"/>
-          </w:tblCellMar>
-        </w:tblPrEx>
         <w:tc>
           <w:tcPr>
             <w:tcW w:w="1008" w:type="dxa"/>
@@ -2532,12 +1749,6 @@
         </w:tc>
       </w:tr>
       <w:tr>
-        <w:tblPrEx>
-          <w:tblCellMar>
-            <w:top w:w="0" w:type="dxa"/>
-            <w:bottom w:w="0" w:type="dxa"/>
-          </w:tblCellMar>
-        </w:tblPrEx>
         <w:tc>
           <w:tcPr>
             <w:tcW w:w="1008" w:type="dxa"/>
@@ -2640,12 +1851,6 @@
         </w:tc>
       </w:tr>
       <w:tr>
-        <w:tblPrEx>
-          <w:tblCellMar>
-            <w:top w:w="0" w:type="dxa"/>
-            <w:bottom w:w="0" w:type="dxa"/>
-          </w:tblCellMar>
-        </w:tblPrEx>
         <w:tc>
           <w:tcPr>
             <w:tcW w:w="1008" w:type="dxa"/>
@@ -2744,12 +1949,6 @@
         </w:tc>
       </w:tr>
       <w:tr>
-        <w:tblPrEx>
-          <w:tblCellMar>
-            <w:top w:w="0" w:type="dxa"/>
-            <w:bottom w:w="0" w:type="dxa"/>
-          </w:tblCellMar>
-        </w:tblPrEx>
         <w:tc>
           <w:tcPr>
             <w:tcW w:w="1008" w:type="dxa"/>
@@ -2884,23 +2083,7 @@
         <w:jc w:val="both"/>
       </w:pPr>
       <w:r>
-        <w:t xml:space="preserve">Figure 2 overlays the computed loci for nine values of a on a single set of axes (a = 2500 is shown separately in Figure 4 because its scale is roughly two orders of magnitude larger). Two things are immediately visible: increasing a </w:t>
-      </w:r>
-      <w:proofErr w:type="gramStart"/>
-      <w:r>
-        <w:t>pushes</w:t>
-      </w:r>
-      <w:proofErr w:type="gramEnd"/>
-      <w:r>
-        <w:t xml:space="preserve"> the whole locus — real pole, centroid, and complex branches — further into the left-half plane, and for the larger a </w:t>
-      </w:r>
-      <w:proofErr w:type="gramStart"/>
-      <w:r>
-        <w:t>values (a ≥ 25)</w:t>
-      </w:r>
-      <w:proofErr w:type="gramEnd"/>
-      <w:r>
-        <w:t xml:space="preserve"> a small closed “loop” appears near the zero that is absent for smaller a. §5.3 explains exactly where that loop comes from.</w:t>
+        <w:t>Figure 2 overlays the computed loci for nine values of a on a single set of axes (a = 2500 is shown separately in Figure 4 because its scale is roughly two orders of magnitude larger). Two things are immediately visible: increasing a pushes the whole locus — real pole, centroid, and complex branches — further into the left-half plane, and for the larger a values (a ≥ 25) a small closed “loop” appears near the zero that is absent for smaller a. §5.3 explains exactly where that loop comes from.</w:t>
       </w:r>
     </w:p>
     <w:p>
@@ -2913,10 +2096,10 @@
           <w:noProof/>
         </w:rPr>
         <w:drawing>
-          <wp:inline distT="0" distB="0" distL="0" distR="0" wp14:anchorId="2A635018" wp14:editId="17EB6575">
-            <wp:extent cx="5581650" cy="3949700"/>
-            <wp:effectExtent l="0" t="0" r="0" b="0"/>
-            <wp:docPr id="1639199131" name="Picture 1639199131"/>
+          <wp:inline distT="0" distB="0" distL="0" distR="0" wp14:anchorId="39FA7F8C" wp14:editId="0598E5A8">
+            <wp:extent cx="5731510" cy="4383405"/>
+            <wp:effectExtent l="0" t="0" r="2540" b="0"/>
+            <wp:docPr id="2042912737" name="Picture 1"/>
             <wp:cNvGraphicFramePr>
               <a:graphicFrameLocks xmlns:a="http://schemas.openxmlformats.org/drawingml/2006/main" noChangeAspect="1"/>
             </wp:cNvGraphicFramePr>
@@ -2924,13 +2107,19 @@
               <a:graphicData uri="http://schemas.openxmlformats.org/drawingml/2006/picture">
                 <pic:pic xmlns:pic="http://schemas.openxmlformats.org/drawingml/2006/picture">
                   <pic:nvPicPr>
-                    <pic:cNvPr id="0" name=""/>
+                    <pic:cNvPr id="0" name="Picture 1"/>
                     <pic:cNvPicPr>
                       <a:picLocks noChangeAspect="1" noChangeArrowheads="1"/>
                     </pic:cNvPicPr>
                   </pic:nvPicPr>
                   <pic:blipFill>
-                    <a:blip r:embed="rId13"/>
+                    <a:blip r:embed="rId13">
+                      <a:extLst>
+                        <a:ext uri="{28A0092B-C50C-407E-A947-70E740481C1C}">
+                          <a14:useLocalDpi xmlns:a14="http://schemas.microsoft.com/office/drawing/2010/main" val="0"/>
+                        </a:ext>
+                      </a:extLst>
+                    </a:blip>
                     <a:srcRect/>
                     <a:stretch>
                       <a:fillRect/>
@@ -2939,11 +2128,15 @@
                   <pic:spPr bwMode="auto">
                     <a:xfrm>
                       <a:off x="0" y="0"/>
-                      <a:ext cx="5581650" cy="3949700"/>
+                      <a:ext cx="5731510" cy="4383405"/>
                     </a:xfrm>
                     <a:prstGeom prst="rect">
                       <a:avLst/>
                     </a:prstGeom>
+                    <a:noFill/>
+                    <a:ln>
+                      <a:noFill/>
+                    </a:ln>
                   </pic:spPr>
                 </pic:pic>
               </a:graphicData>
@@ -2986,6 +2179,7 @@
         <w:rPr>
           <w:noProof/>
         </w:rPr>
+        <w:lastRenderedPageBreak/>
         <w:drawing>
           <wp:inline distT="0" distB="0" distL="0" distR="0" wp14:anchorId="26295223" wp14:editId="71766EB8">
             <wp:extent cx="5667375" cy="2019300"/>
@@ -3048,16 +2242,7 @@
         <w:keepNext/>
       </w:pPr>
       <w:r>
-        <w:lastRenderedPageBreak/>
-        <w:t>Case: a = 2500 (large-</w:t>
-      </w:r>
-      <w:proofErr w:type="gramStart"/>
-      <w:r>
-        <w:t>a</w:t>
-      </w:r>
-      <w:proofErr w:type="gramEnd"/>
-      <w:r>
-        <w:t xml:space="preserve"> extreme)</w:t>
+        <w:t>Case: a = 2500 (large-a extreme)</w:t>
       </w:r>
     </w:p>
     <w:p>
@@ -3066,15 +2251,7 @@
         <w:jc w:val="both"/>
       </w:pPr>
       <w:r>
-        <w:t>With a = 2500 the third pole sits at s = −2500 and the asymptote centroid is at −1248.75. The pole moves along the real axis toward the zero while the complex pair heads to infinity along nearly vertical asymptotes centred far to the left — the whole locus occupies a very large region of the left-half plane, exactly as the group's original Case 1 reported for its own large-</w:t>
-      </w:r>
-      <w:proofErr w:type="gramStart"/>
-      <w:r>
-        <w:t>a</w:t>
-      </w:r>
-      <w:proofErr w:type="gramEnd"/>
-      <w:r>
-        <w:t xml:space="preserve"> extreme (a = 1000).</w:t>
+        <w:t>With a = 2500 the third pole sits at s = −2500 and the asymptote centroid is at −1248.75. The pole moves along the real axis toward the zero while the complex pair heads to infinity along nearly vertical asymptotes centred far to the left — the whole locus occupies a very large region of the left-half plane, exactly as the group's original Case 1 reported for its own large-a extreme (a = 1000).</w:t>
       </w:r>
     </w:p>
     <w:p>
@@ -3227,6 +2404,7 @@
         <w:rPr>
           <w:noProof/>
         </w:rPr>
+        <w:lastRenderedPageBreak/>
         <w:drawing>
           <wp:inline distT="0" distB="0" distL="0" distR="0" wp14:anchorId="7656D4BD" wp14:editId="7C2C42B4">
             <wp:extent cx="3838575" cy="3238500"/>
@@ -3289,7 +2467,6 @@
         <w:keepNext/>
       </w:pPr>
       <w:r>
-        <w:lastRenderedPageBreak/>
         <w:t>Instability demonstration: 0 &lt; a &lt; 2.5</w:t>
       </w:r>
     </w:p>
@@ -3373,6 +2550,7 @@
         <w:keepNext/>
       </w:pPr>
       <w:r>
+        <w:lastRenderedPageBreak/>
         <w:t>5.3 Breakaway/Break-In Analysis — the Critical Value a = 22.5</w:t>
       </w:r>
     </w:p>
@@ -3391,23 +2569,7 @@
         <w:jc w:val="both"/>
       </w:pPr>
       <w:r>
-        <w:t>Differentiating K(s) = −s²(</w:t>
-      </w:r>
-      <w:proofErr w:type="spellStart"/>
-      <w:r>
-        <w:t>s+a</w:t>
-      </w:r>
-      <w:proofErr w:type="spellEnd"/>
-      <w:r>
-        <w:t xml:space="preserve">)/(s+2.5) and setting </w:t>
-      </w:r>
-      <w:proofErr w:type="spellStart"/>
-      <w:r>
-        <w:t>dK</w:t>
-      </w:r>
-      <w:proofErr w:type="spellEnd"/>
-      <w:r>
-        <w:t>/ds = 0 gives</w:t>
+        <w:t>Differentiating K(s) = −s²(s+a)/(s+2.5) and setting dK/ds = 0 gives</w:t>
       </w:r>
     </w:p>
     <w:p>
@@ -3523,15 +2685,7 @@
         <w:jc w:val="both"/>
       </w:pPr>
       <w:r>
-        <w:t>which factors exactly as (a−2.</w:t>
-      </w:r>
-      <w:proofErr w:type="gramStart"/>
-      <w:r>
-        <w:t>5)(</w:t>
-      </w:r>
-      <w:proofErr w:type="gramEnd"/>
-      <w:r>
-        <w:t>a−22.5). For 2.5 &lt; a &lt; 22.5, D(a) &lt; 0 and the quadratic has no real roots — there is no secondary breakaway/break-in pair, and the complex branches leaving the origin travel directly out to the asymptotes without ever returning to the real axis. For a &gt; 22.5, D(a) &gt; 0 and the quadratic yields two real roots</w:t>
+        <w:t>which factors exactly as (a−2.5)(a−22.5). For 2.5 &lt; a &lt; 22.5, D(a) &lt; 0 and the quadratic has no real roots — there is no secondary breakaway/break-in pair, and the complex branches leaving the origin travel directly out to the asymptotes without ever returning to the real axis. For a &gt; 22.5, D(a) &gt; 0 and the quadratic yields two real roots</w:t>
       </w:r>
     </w:p>
     <w:p>
@@ -3543,7 +2697,6 @@
         <w:rPr>
           <w:noProof/>
         </w:rPr>
-        <w:lastRenderedPageBreak/>
         <w:drawing>
           <wp:inline distT="0" distB="0" distL="0" distR="0" wp14:anchorId="6AF88F6F" wp14:editId="5CA37FCC">
             <wp:extent cx="1209675" cy="333375"/>
@@ -3590,15 +2743,7 @@
         <w:jc w:val="both"/>
       </w:pPr>
       <w:r>
-        <w:t>a break-in point (where the complex pair merges back onto the real axis at the lower of the two implied gains) and a breakaway point (where the now-real pair splits apart again at the higher gain) — exactly the loop visible in Figures 2–4 for a ≥ 25. Figure 7 plots the discriminant directly and marks both roots, a = 2.5 and a = 22.5, which is a satisfying closure: a = 2.5 is simultaneously the pole–zero-cancellation boundary of §5.2 and a root of D(a), because at a = 2.5 the repeated root of the quadratic sits exactly at s = −2.5, the (cancelled) zero. This is not a coincidence special to either zero location — the general discriminant is D(a) = (a−</w:t>
-      </w:r>
-      <w:proofErr w:type="gramStart"/>
-      <w:r>
-        <w:t>Z)(</w:t>
-      </w:r>
-      <w:proofErr w:type="gramEnd"/>
-      <w:r>
-        <w:t>a−9Z) for a zero at s=−Z, so a=Z and a=9Z are always the two critical values, whatever Z happens to be.</w:t>
+        <w:t>a break-in point (where the complex pair merges back onto the real axis at the lower of the two implied gains) and a breakaway point (where the now-real pair splits apart again at the higher gain) — exactly the loop visible in Figures 2–4 for a ≥ 25. Figure 7 plots the discriminant directly and marks both roots, a = 2.5 and a = 22.5, which is a satisfying closure: a = 2.5 is simultaneously the pole–zero-cancellation boundary of §5.2 and a root of D(a), because at a = 2.5 the repeated root of the quadratic sits exactly at s = −2.5, the (cancelled) zero. This is not a coincidence special to either zero location — the general discriminant is D(a) = (a−Z)(a−9Z) for a zero at s=−Z, so a=Z and a=9Z are always the two critical values, whatever Z happens to be.</w:t>
       </w:r>
     </w:p>
     <w:p>
@@ -3610,6 +2755,7 @@
         <w:rPr>
           <w:noProof/>
         </w:rPr>
+        <w:lastRenderedPageBreak/>
         <w:drawing>
           <wp:inline distT="0" distB="0" distL="0" distR="0" wp14:anchorId="076A934C" wp14:editId="1EA18A73">
             <wp:extent cx="5124450" cy="3267075"/>
@@ -3663,29 +2809,7 @@
           <w:sz w:val="19"/>
           <w:szCs w:val="19"/>
         </w:rPr>
-        <w:t>Figure 7: Discriminant D(a) = (a−2.</w:t>
-      </w:r>
-      <w:proofErr w:type="gramStart"/>
-      <w:r>
-        <w:rPr>
-          <w:i/>
-          <w:iCs/>
-          <w:color w:val="444444"/>
-          <w:sz w:val="19"/>
-          <w:szCs w:val="19"/>
-        </w:rPr>
-        <w:t>5)(</w:t>
-      </w:r>
-      <w:proofErr w:type="gramEnd"/>
-      <w:r>
-        <w:rPr>
-          <w:i/>
-          <w:iCs/>
-          <w:color w:val="444444"/>
-          <w:sz w:val="19"/>
-          <w:szCs w:val="19"/>
-        </w:rPr>
-        <w:t>a−22.5) — the algebraic origin of the critical value a = 22.5.</w:t>
+        <w:t>Figure 7: Discriminant D(a) = (a−2.5)(a−22.5) — the algebraic origin of the critical value a = 22.5.</w:t>
       </w:r>
     </w:p>
     <w:tbl>
@@ -3709,12 +2833,6 @@
         <w:gridCol w:w="9029"/>
       </w:tblGrid>
       <w:tr>
-        <w:tblPrEx>
-          <w:tblCellMar>
-            <w:top w:w="0" w:type="dxa"/>
-            <w:bottom w:w="0" w:type="dxa"/>
-          </w:tblCellMar>
-        </w:tblPrEx>
         <w:tc>
           <w:tcPr>
             <w:tcW w:w="9029" w:type="dxa"/>
@@ -3751,9 +2869,10 @@
                 <w:sz w:val="18"/>
                 <w:szCs w:val="18"/>
               </w:rPr>
-              <w:t>D = (a+7.</w:t>
-            </w:r>
-            <w:proofErr w:type="gramStart"/>
+              <w:t>D = (a+7.5)^2 - 40*a;                     % discriminant, = (a-2.5)(a-22.5)</w:t>
+            </w:r>
+          </w:p>
+          <w:p>
             <w:r>
               <w:rPr>
                 <w:rFonts w:ascii="Consolas" w:eastAsia="Consolas" w:hAnsi="Consolas" w:cs="Consolas"/>
@@ -3761,9 +2880,10 @@
                 <w:sz w:val="18"/>
                 <w:szCs w:val="18"/>
               </w:rPr>
-              <w:t>5)^</w:t>
-            </w:r>
-            <w:proofErr w:type="gramEnd"/>
+              <w:t>if D &gt;= 0</w:t>
+            </w:r>
+          </w:p>
+          <w:p>
             <w:r>
               <w:rPr>
                 <w:rFonts w:ascii="Consolas" w:eastAsia="Consolas" w:hAnsi="Consolas" w:cs="Consolas"/>
@@ -3771,9 +2891,10 @@
                 <w:sz w:val="18"/>
                 <w:szCs w:val="18"/>
               </w:rPr>
-              <w:t>2 - 40*</w:t>
-            </w:r>
-            <w:proofErr w:type="gramStart"/>
+              <w:t xml:space="preserve">    s_cand = (-(a+7.5) + [1 -1]*sqrt(D)) / 4;   % two real s-values</w:t>
+            </w:r>
+          </w:p>
+          <w:p>
             <w:r>
               <w:rPr>
                 <w:rFonts w:ascii="Consolas" w:eastAsia="Consolas" w:hAnsi="Consolas" w:cs="Consolas"/>
@@ -3781,9 +2902,10 @@
                 <w:sz w:val="18"/>
                 <w:szCs w:val="18"/>
               </w:rPr>
-              <w:t xml:space="preserve">a;   </w:t>
-            </w:r>
-            <w:proofErr w:type="gramEnd"/>
+              <w:t>end</w:t>
+            </w:r>
+          </w:p>
+          <w:p>
             <w:r>
               <w:rPr>
                 <w:rFonts w:ascii="Consolas" w:eastAsia="Consolas" w:hAnsi="Consolas" w:cs="Consolas"/>
@@ -3791,233 +2913,7 @@
                 <w:sz w:val="18"/>
                 <w:szCs w:val="18"/>
               </w:rPr>
-              <w:t xml:space="preserve">                  % discriminant, = (a-2.</w:t>
-            </w:r>
-            <w:proofErr w:type="gramStart"/>
-            <w:r>
-              <w:rPr>
-                <w:rFonts w:ascii="Consolas" w:eastAsia="Consolas" w:hAnsi="Consolas" w:cs="Consolas"/>
-                <w:color w:val="1B1B1B"/>
-                <w:sz w:val="18"/>
-                <w:szCs w:val="18"/>
-              </w:rPr>
-              <w:t>5)(</w:t>
-            </w:r>
-            <w:proofErr w:type="gramEnd"/>
-            <w:r>
-              <w:rPr>
-                <w:rFonts w:ascii="Consolas" w:eastAsia="Consolas" w:hAnsi="Consolas" w:cs="Consolas"/>
-                <w:color w:val="1B1B1B"/>
-                <w:sz w:val="18"/>
-                <w:szCs w:val="18"/>
-              </w:rPr>
-              <w:t>a-22.5)</w:t>
-            </w:r>
-          </w:p>
-          <w:p>
-            <w:r>
-              <w:rPr>
-                <w:rFonts w:ascii="Consolas" w:eastAsia="Consolas" w:hAnsi="Consolas" w:cs="Consolas"/>
-                <w:color w:val="1B1B1B"/>
-                <w:sz w:val="18"/>
-                <w:szCs w:val="18"/>
-              </w:rPr>
-              <w:t>if D &gt;= 0</w:t>
-            </w:r>
-          </w:p>
-          <w:p>
-            <w:r>
-              <w:rPr>
-                <w:rFonts w:ascii="Consolas" w:eastAsia="Consolas" w:hAnsi="Consolas" w:cs="Consolas"/>
-                <w:color w:val="1B1B1B"/>
-                <w:sz w:val="18"/>
-                <w:szCs w:val="18"/>
-              </w:rPr>
-              <w:t xml:space="preserve">    </w:t>
-            </w:r>
-            <w:proofErr w:type="spellStart"/>
-            <w:r>
-              <w:rPr>
-                <w:rFonts w:ascii="Consolas" w:eastAsia="Consolas" w:hAnsi="Consolas" w:cs="Consolas"/>
-                <w:color w:val="1B1B1B"/>
-                <w:sz w:val="18"/>
-                <w:szCs w:val="18"/>
-              </w:rPr>
-              <w:t>s_cand</w:t>
-            </w:r>
-            <w:proofErr w:type="spellEnd"/>
-            <w:r>
-              <w:rPr>
-                <w:rFonts w:ascii="Consolas" w:eastAsia="Consolas" w:hAnsi="Consolas" w:cs="Consolas"/>
-                <w:color w:val="1B1B1B"/>
-                <w:sz w:val="18"/>
-                <w:szCs w:val="18"/>
-              </w:rPr>
-              <w:t xml:space="preserve"> = (-(a+7.5) + [1 -</w:t>
-            </w:r>
-            <w:proofErr w:type="gramStart"/>
-            <w:r>
-              <w:rPr>
-                <w:rFonts w:ascii="Consolas" w:eastAsia="Consolas" w:hAnsi="Consolas" w:cs="Consolas"/>
-                <w:color w:val="1B1B1B"/>
-                <w:sz w:val="18"/>
-                <w:szCs w:val="18"/>
-              </w:rPr>
-              <w:t>1]*</w:t>
-            </w:r>
-            <w:proofErr w:type="gramEnd"/>
-            <w:r>
-              <w:rPr>
-                <w:rFonts w:ascii="Consolas" w:eastAsia="Consolas" w:hAnsi="Consolas" w:cs="Consolas"/>
-                <w:color w:val="1B1B1B"/>
-                <w:sz w:val="18"/>
-                <w:szCs w:val="18"/>
-              </w:rPr>
-              <w:t xml:space="preserve">sqrt(D)) / </w:t>
-            </w:r>
-            <w:proofErr w:type="gramStart"/>
-            <w:r>
-              <w:rPr>
-                <w:rFonts w:ascii="Consolas" w:eastAsia="Consolas" w:hAnsi="Consolas" w:cs="Consolas"/>
-                <w:color w:val="1B1B1B"/>
-                <w:sz w:val="18"/>
-                <w:szCs w:val="18"/>
-              </w:rPr>
-              <w:t xml:space="preserve">4;   </w:t>
-            </w:r>
-            <w:proofErr w:type="gramEnd"/>
-            <w:r>
-              <w:rPr>
-                <w:rFonts w:ascii="Consolas" w:eastAsia="Consolas" w:hAnsi="Consolas" w:cs="Consolas"/>
-                <w:color w:val="1B1B1B"/>
-                <w:sz w:val="18"/>
-                <w:szCs w:val="18"/>
-              </w:rPr>
-              <w:t>% two real s-values</w:t>
-            </w:r>
-          </w:p>
-          <w:p>
-            <w:r>
-              <w:rPr>
-                <w:rFonts w:ascii="Consolas" w:eastAsia="Consolas" w:hAnsi="Consolas" w:cs="Consolas"/>
-                <w:color w:val="1B1B1B"/>
-                <w:sz w:val="18"/>
-                <w:szCs w:val="18"/>
-              </w:rPr>
-              <w:t>end</w:t>
-            </w:r>
-          </w:p>
-          <w:p>
-            <w:proofErr w:type="spellStart"/>
-            <w:r>
-              <w:rPr>
-                <w:rFonts w:ascii="Consolas" w:eastAsia="Consolas" w:hAnsi="Consolas" w:cs="Consolas"/>
-                <w:color w:val="1B1B1B"/>
-                <w:sz w:val="18"/>
-                <w:szCs w:val="18"/>
-              </w:rPr>
-              <w:t>K_at_</w:t>
-            </w:r>
-            <w:proofErr w:type="gramStart"/>
-            <w:r>
-              <w:rPr>
-                <w:rFonts w:ascii="Consolas" w:eastAsia="Consolas" w:hAnsi="Consolas" w:cs="Consolas"/>
-                <w:color w:val="1B1B1B"/>
-                <w:sz w:val="18"/>
-                <w:szCs w:val="18"/>
-              </w:rPr>
-              <w:t>s</w:t>
-            </w:r>
-            <w:proofErr w:type="spellEnd"/>
-            <w:r>
-              <w:rPr>
-                <w:rFonts w:ascii="Consolas" w:eastAsia="Consolas" w:hAnsi="Consolas" w:cs="Consolas"/>
-                <w:color w:val="1B1B1B"/>
-                <w:sz w:val="18"/>
-                <w:szCs w:val="18"/>
-              </w:rPr>
-              <w:t xml:space="preserve">  =</w:t>
-            </w:r>
-            <w:proofErr w:type="gramEnd"/>
-            <w:r>
-              <w:rPr>
-                <w:rFonts w:ascii="Consolas" w:eastAsia="Consolas" w:hAnsi="Consolas" w:cs="Consolas"/>
-                <w:color w:val="1B1B1B"/>
-                <w:sz w:val="18"/>
-                <w:szCs w:val="18"/>
-              </w:rPr>
-              <w:t xml:space="preserve"> @(s) -s.^</w:t>
-            </w:r>
-            <w:proofErr w:type="gramStart"/>
-            <w:r>
-              <w:rPr>
-                <w:rFonts w:ascii="Consolas" w:eastAsia="Consolas" w:hAnsi="Consolas" w:cs="Consolas"/>
-                <w:color w:val="1B1B1B"/>
-                <w:sz w:val="18"/>
-                <w:szCs w:val="18"/>
-              </w:rPr>
-              <w:t>2.*</w:t>
-            </w:r>
-            <w:proofErr w:type="gramEnd"/>
-            <w:r>
-              <w:rPr>
-                <w:rFonts w:ascii="Consolas" w:eastAsia="Consolas" w:hAnsi="Consolas" w:cs="Consolas"/>
-                <w:color w:val="1B1B1B"/>
-                <w:sz w:val="18"/>
-                <w:szCs w:val="18"/>
-              </w:rPr>
-              <w:t>(</w:t>
-            </w:r>
-            <w:proofErr w:type="spellStart"/>
-            <w:r>
-              <w:rPr>
-                <w:rFonts w:ascii="Consolas" w:eastAsia="Consolas" w:hAnsi="Consolas" w:cs="Consolas"/>
-                <w:color w:val="1B1B1B"/>
-                <w:sz w:val="18"/>
-                <w:szCs w:val="18"/>
-              </w:rPr>
-              <w:t>s+a</w:t>
-            </w:r>
-            <w:proofErr w:type="spellEnd"/>
-            <w:proofErr w:type="gramStart"/>
-            <w:r>
-              <w:rPr>
-                <w:rFonts w:ascii="Consolas" w:eastAsia="Consolas" w:hAnsi="Consolas" w:cs="Consolas"/>
-                <w:color w:val="1B1B1B"/>
-                <w:sz w:val="18"/>
-                <w:szCs w:val="18"/>
-              </w:rPr>
-              <w:t>) .</w:t>
-            </w:r>
-            <w:proofErr w:type="gramEnd"/>
-            <w:r>
-              <w:rPr>
-                <w:rFonts w:ascii="Consolas" w:eastAsia="Consolas" w:hAnsi="Consolas" w:cs="Consolas"/>
-                <w:color w:val="1B1B1B"/>
-                <w:sz w:val="18"/>
-                <w:szCs w:val="18"/>
-              </w:rPr>
-              <w:t>/ (s+2.5</w:t>
-            </w:r>
-            <w:proofErr w:type="gramStart"/>
-            <w:r>
-              <w:rPr>
-                <w:rFonts w:ascii="Consolas" w:eastAsia="Consolas" w:hAnsi="Consolas" w:cs="Consolas"/>
-                <w:color w:val="1B1B1B"/>
-                <w:sz w:val="18"/>
-                <w:szCs w:val="18"/>
-              </w:rPr>
-              <w:t xml:space="preserve">);   </w:t>
-            </w:r>
-            <w:proofErr w:type="gramEnd"/>
-            <w:r>
-              <w:rPr>
-                <w:rFonts w:ascii="Consolas" w:eastAsia="Consolas" w:hAnsi="Consolas" w:cs="Consolas"/>
-                <w:color w:val="1B1B1B"/>
-                <w:sz w:val="18"/>
-                <w:szCs w:val="18"/>
-              </w:rPr>
-              <w:t>% gain implied by a real s</w:t>
+              <w:t>K_at_s  = @(s) -s.^2.*(s+a) ./ (s+2.5);   % gain implied by a real s</w:t>
             </w:r>
           </w:p>
         </w:tc>
@@ -4034,31 +2930,7 @@
         <w:jc w:val="both"/>
       </w:pPr>
       <w:r>
-        <w:t xml:space="preserve">Evaluating </w:t>
-      </w:r>
-      <w:proofErr w:type="spellStart"/>
-      <w:r>
-        <w:t>K_at_s</w:t>
-      </w:r>
-      <w:proofErr w:type="spellEnd"/>
-      <w:r>
-        <w:t xml:space="preserve"> at the two roots gives the gain at which the loop opens and closes. Table 2 lists these for several a &gt; 22.5, together with an independent numerical check: scanning K finely and counting real roots of the characteristic equation confirms, for every case tested, that the system has exactly one real pole for K outside the tabulated bracket and three real poles for K inside it — i.e. the bracket [</w:t>
-      </w:r>
-      <w:proofErr w:type="spellStart"/>
-      <w:r>
-        <w:t>K_break</w:t>
-      </w:r>
-      <w:proofErr w:type="spellEnd"/>
-      <w:r>
-        <w:t xml:space="preserve">-in, </w:t>
-      </w:r>
-      <w:proofErr w:type="spellStart"/>
-      <w:r>
-        <w:t>K_breakaway</w:t>
-      </w:r>
-      <w:proofErr w:type="spellEnd"/>
-      <w:r>
-        <w:t>] is precisely the loop.</w:t>
+        <w:t>Evaluating K_at_s at the two roots gives the gain at which the loop opens and closes. Table 2 lists these for several a &gt; 22.5, together with an independent numerical check: scanning K finely and counting real roots of the characteristic equation confirms, for every case tested, that the system has exactly one real pole for K outside the tabulated bracket and three real poles for K inside it — i.e. the bracket [K_break-in, K_breakaway] is precisely the loop.</w:t>
       </w:r>
     </w:p>
     <w:tbl>
@@ -4087,12 +2959,6 @@
         <w:gridCol w:w="1656"/>
       </w:tblGrid>
       <w:tr>
-        <w:tblPrEx>
-          <w:tblCellMar>
-            <w:top w:w="0" w:type="dxa"/>
-            <w:bottom w:w="0" w:type="dxa"/>
-          </w:tblCellMar>
-        </w:tblPrEx>
         <w:trPr>
           <w:tblHeader/>
         </w:trPr>
@@ -4266,12 +3132,6 @@
         </w:tc>
       </w:tr>
       <w:tr>
-        <w:tblPrEx>
-          <w:tblCellMar>
-            <w:top w:w="0" w:type="dxa"/>
-            <w:bottom w:w="0" w:type="dxa"/>
-          </w:tblCellMar>
-        </w:tblPrEx>
         <w:tc>
           <w:tcPr>
             <w:tcW w:w="864" w:type="dxa"/>
@@ -4418,12 +3278,6 @@
         </w:tc>
       </w:tr>
       <w:tr>
-        <w:tblPrEx>
-          <w:tblCellMar>
-            <w:top w:w="0" w:type="dxa"/>
-            <w:bottom w:w="0" w:type="dxa"/>
-          </w:tblCellMar>
-        </w:tblPrEx>
         <w:tc>
           <w:tcPr>
             <w:tcW w:w="864" w:type="dxa"/>
@@ -4576,12 +3430,6 @@
         </w:tc>
       </w:tr>
       <w:tr>
-        <w:tblPrEx>
-          <w:tblCellMar>
-            <w:top w:w="0" w:type="dxa"/>
-            <w:bottom w:w="0" w:type="dxa"/>
-          </w:tblCellMar>
-        </w:tblPrEx>
         <w:tc>
           <w:tcPr>
             <w:tcW w:w="864" w:type="dxa"/>
@@ -4728,12 +3576,6 @@
         </w:tc>
       </w:tr>
       <w:tr>
-        <w:tblPrEx>
-          <w:tblCellMar>
-            <w:top w:w="0" w:type="dxa"/>
-            <w:bottom w:w="0" w:type="dxa"/>
-          </w:tblCellMar>
-        </w:tblPrEx>
         <w:tc>
           <w:tcPr>
             <w:tcW w:w="864" w:type="dxa"/>
@@ -4755,7 +3597,6 @@
                 <w:sz w:val="17"/>
                 <w:szCs w:val="17"/>
               </w:rPr>
-              <w:lastRenderedPageBreak/>
               <w:t>50</w:t>
             </w:r>
           </w:p>
@@ -4887,12 +3728,6 @@
         </w:tc>
       </w:tr>
       <w:tr>
-        <w:tblPrEx>
-          <w:tblCellMar>
-            <w:top w:w="0" w:type="dxa"/>
-            <w:bottom w:w="0" w:type="dxa"/>
-          </w:tblCellMar>
-        </w:tblPrEx>
         <w:tc>
           <w:tcPr>
             <w:tcW w:w="864" w:type="dxa"/>
@@ -5070,6 +3905,7 @@
         <w:keepNext/>
       </w:pPr>
       <w:r>
+        <w:lastRenderedPageBreak/>
         <w:t>6. Damping Ratio and the Approximate Relationship ζ ≈ (a−2.5)/(2√K)</w:t>
       </w:r>
     </w:p>
@@ -5097,41 +3933,7 @@
         <w:jc w:val="both"/>
       </w:pPr>
       <w:r>
-        <w:t xml:space="preserve">Running the code of §4.2 for a = </w:t>
-      </w:r>
-      <w:proofErr w:type="gramStart"/>
-      <w:r>
-        <w:t>2.5..</w:t>
-      </w:r>
-      <w:proofErr w:type="gramEnd"/>
-      <w:r>
-        <w:t>52.5 and K ∈ {10 000, 20 000, 30 000, 50 000, 70 000} reproduces Table 2 below. As a spot check against the general scaling relationship of §5.3, ζ is scale-invariant under (</w:t>
-      </w:r>
-      <w:proofErr w:type="spellStart"/>
-      <w:proofErr w:type="gramStart"/>
-      <w:r>
-        <w:t>a,K</w:t>
-      </w:r>
-      <w:proofErr w:type="spellEnd"/>
-      <w:proofErr w:type="gramEnd"/>
-      <w:r>
-        <w:t xml:space="preserve">)→(2.5a,6.25K), so </w:t>
-      </w:r>
-      <w:proofErr w:type="gramStart"/>
-      <w:r>
-        <w:t>ζ(</w:t>
-      </w:r>
-      <w:proofErr w:type="gramEnd"/>
-      <w:r>
-        <w:t xml:space="preserve">a=22.5, K=10 000) here (0.100189) must equal the original report's </w:t>
-      </w:r>
-      <w:proofErr w:type="gramStart"/>
-      <w:r>
-        <w:t>ζ(</w:t>
-      </w:r>
-      <w:proofErr w:type="gramEnd"/>
-      <w:r>
-        <w:t>a=9, K=10 000) (0.0400120) multiplied by nothing at all — ζ has no units of a or K to rescale — and indeed a direct check confirms the new value depends only on the ratio (a−Z)/√K, exactly as §6.2 derives below.</w:t>
+        <w:t>Running the code of §4.2 for a = 2.5..52.5 and K ∈ {10 000, 20 000, 30 000, 50 000, 70 000} reproduces Table 2 below. As a spot check against the general scaling relationship of §5.3, ζ is scale-invariant under (a,K)→(2.5a,6.25K), so ζ(a=22.5, K=10 000) here (0.100189) must equal the original report's ζ(a=9, K=10 000) (0.0400120) multiplied by nothing at all — ζ has no units of a or K to rescale — and indeed a direct check confirms the new value depends only on the ratio (a−Z)/√K, exactly as §6.2 derives below.</w:t>
       </w:r>
     </w:p>
     <w:tbl>
@@ -5160,12 +3962,6 @@
         <w:gridCol w:w="1368"/>
       </w:tblGrid>
       <w:tr>
-        <w:tblPrEx>
-          <w:tblCellMar>
-            <w:top w:w="0" w:type="dxa"/>
-            <w:bottom w:w="0" w:type="dxa"/>
-          </w:tblCellMar>
-        </w:tblPrEx>
         <w:trPr>
           <w:tblHeader/>
         </w:trPr>
@@ -5339,12 +4135,6 @@
         </w:tc>
       </w:tr>
       <w:tr>
-        <w:tblPrEx>
-          <w:tblCellMar>
-            <w:top w:w="0" w:type="dxa"/>
-            <w:bottom w:w="0" w:type="dxa"/>
-          </w:tblCellMar>
-        </w:tblPrEx>
         <w:tc>
           <w:tcPr>
             <w:tcW w:w="720" w:type="dxa"/>
@@ -5491,12 +4281,6 @@
         </w:tc>
       </w:tr>
       <w:tr>
-        <w:tblPrEx>
-          <w:tblCellMar>
-            <w:top w:w="0" w:type="dxa"/>
-            <w:bottom w:w="0" w:type="dxa"/>
-          </w:tblCellMar>
-        </w:tblPrEx>
         <w:tc>
           <w:tcPr>
             <w:tcW w:w="720" w:type="dxa"/>
@@ -5649,12 +4433,6 @@
         </w:tc>
       </w:tr>
       <w:tr>
-        <w:tblPrEx>
-          <w:tblCellMar>
-            <w:top w:w="0" w:type="dxa"/>
-            <w:bottom w:w="0" w:type="dxa"/>
-          </w:tblCellMar>
-        </w:tblPrEx>
         <w:tc>
           <w:tcPr>
             <w:tcW w:w="720" w:type="dxa"/>
@@ -5801,12 +4579,6 @@
         </w:tc>
       </w:tr>
       <w:tr>
-        <w:tblPrEx>
-          <w:tblCellMar>
-            <w:top w:w="0" w:type="dxa"/>
-            <w:bottom w:w="0" w:type="dxa"/>
-          </w:tblCellMar>
-        </w:tblPrEx>
         <w:tc>
           <w:tcPr>
             <w:tcW w:w="720" w:type="dxa"/>
@@ -5959,12 +4731,6 @@
         </w:tc>
       </w:tr>
       <w:tr>
-        <w:tblPrEx>
-          <w:tblCellMar>
-            <w:top w:w="0" w:type="dxa"/>
-            <w:bottom w:w="0" w:type="dxa"/>
-          </w:tblCellMar>
-        </w:tblPrEx>
         <w:tc>
           <w:tcPr>
             <w:tcW w:w="720" w:type="dxa"/>
@@ -6111,12 +4877,6 @@
         </w:tc>
       </w:tr>
       <w:tr>
-        <w:tblPrEx>
-          <w:tblCellMar>
-            <w:top w:w="0" w:type="dxa"/>
-            <w:bottom w:w="0" w:type="dxa"/>
-          </w:tblCellMar>
-        </w:tblPrEx>
         <w:tc>
           <w:tcPr>
             <w:tcW w:w="720" w:type="dxa"/>
@@ -6269,12 +5029,6 @@
         </w:tc>
       </w:tr>
       <w:tr>
-        <w:tblPrEx>
-          <w:tblCellMar>
-            <w:top w:w="0" w:type="dxa"/>
-            <w:bottom w:w="0" w:type="dxa"/>
-          </w:tblCellMar>
-        </w:tblPrEx>
         <w:tc>
           <w:tcPr>
             <w:tcW w:w="720" w:type="dxa"/>
@@ -6421,12 +5175,6 @@
         </w:tc>
       </w:tr>
       <w:tr>
-        <w:tblPrEx>
-          <w:tblCellMar>
-            <w:top w:w="0" w:type="dxa"/>
-            <w:bottom w:w="0" w:type="dxa"/>
-          </w:tblCellMar>
-        </w:tblPrEx>
         <w:tc>
           <w:tcPr>
             <w:tcW w:w="720" w:type="dxa"/>
@@ -6579,12 +5327,6 @@
         </w:tc>
       </w:tr>
       <w:tr>
-        <w:tblPrEx>
-          <w:tblCellMar>
-            <w:top w:w="0" w:type="dxa"/>
-            <w:bottom w:w="0" w:type="dxa"/>
-          </w:tblCellMar>
-        </w:tblPrEx>
         <w:tc>
           <w:tcPr>
             <w:tcW w:w="720" w:type="dxa"/>
@@ -6731,12 +5473,6 @@
         </w:tc>
       </w:tr>
       <w:tr>
-        <w:tblPrEx>
-          <w:tblCellMar>
-            <w:top w:w="0" w:type="dxa"/>
-            <w:bottom w:w="0" w:type="dxa"/>
-          </w:tblCellMar>
-        </w:tblPrEx>
         <w:tc>
           <w:tcPr>
             <w:tcW w:w="720" w:type="dxa"/>
@@ -6920,15 +5656,7 @@
         <w:jc w:val="both"/>
       </w:pPr>
       <w:r>
-        <w:t>For K ≫ (a−2.</w:t>
-      </w:r>
-      <w:proofErr w:type="gramStart"/>
-      <w:r>
-        <w:t>5)²</w:t>
-      </w:r>
-      <w:proofErr w:type="gramEnd"/>
-      <w:r>
-        <w:t>/4, Vieta's formulas on the characteristic equation give the high-gain asymptotic pole locations</w:t>
+        <w:t>For K ≫ (a−2.5)²/4, Vieta's formulas on the characteristic equation give the high-gain asymptotic pole locations</w:t>
       </w:r>
     </w:p>
     <w:p>
@@ -6986,7 +5714,6 @@
         <w:jc w:val="both"/>
       </w:pPr>
       <w:r>
-        <w:lastRenderedPageBreak/>
         <w:t>i.e. the real part of the dominant pair is fixed at (2.5−a)/2 while the imaginary part grows as √K. Substituting into ζ = −Re(s)/|s| and expanding for large K:</w:t>
       </w:r>
     </w:p>
@@ -7045,15 +5772,7 @@
         <w:jc w:val="both"/>
       </w:pPr>
       <w:r>
-        <w:t xml:space="preserve">a strikingly simple result: at high gain, damping ratio is (to leading order) independent of K's magnitude in its functional form — it scales as 1/√K — and grows linearly with a, offset by the </w:t>
-      </w:r>
-      <w:proofErr w:type="gramStart"/>
-      <w:r>
-        <w:t>zero location</w:t>
-      </w:r>
-      <w:proofErr w:type="gramEnd"/>
-      <w:r>
-        <w:t xml:space="preserve"> Z=2.5 rather than the original Z=1.</w:t>
+        <w:t>a strikingly simple result: at high gain, damping ratio is (to leading order) independent of K's magnitude in its functional form — it scales as 1/√K — and grows linearly with a, offset by the zero location Z=2.5 rather than the original Z=1.</w:t>
       </w:r>
     </w:p>
     <w:p>
@@ -7062,6 +5781,7 @@
         <w:keepNext/>
       </w:pPr>
       <w:r>
+        <w:lastRenderedPageBreak/>
         <w:t>6.3 Validation of the Approximation</w:t>
       </w:r>
     </w:p>
@@ -7071,15 +5791,7 @@
         <w:jc w:val="both"/>
       </w:pPr>
       <w:r>
-        <w:t xml:space="preserve">Figure 8 overlays the exact curves (solid) with the approximation (dashed) for all five values of K; the two are visually indistinguishable at this scale for every </w:t>
-      </w:r>
-      <w:proofErr w:type="spellStart"/>
-      <w:r>
-        <w:t>a</w:t>
-      </w:r>
-      <w:proofErr w:type="spellEnd"/>
-      <w:r>
-        <w:t xml:space="preserve"> in the table.</w:t>
+        <w:t>Figure 8 overlays the exact curves (solid) with the approximation (dashed) for all five values of K; the two are visually indistinguishable at this scale for every a in the table.</w:t>
       </w:r>
     </w:p>
     <w:p>
@@ -7153,31 +5865,7 @@
         <w:jc w:val="both"/>
       </w:pPr>
       <w:r>
-        <w:t xml:space="preserve">To go beyond a visual check, Table 3 summarises the residual </w:t>
-      </w:r>
-      <w:proofErr w:type="spellStart"/>
-      <w:r>
-        <w:t>ζexact</w:t>
-      </w:r>
-      <w:proofErr w:type="spellEnd"/>
-      <w:r>
-        <w:t xml:space="preserve"> − </w:t>
-      </w:r>
-      <w:proofErr w:type="spellStart"/>
-      <w:r>
-        <w:t>ζapprox</w:t>
-      </w:r>
-      <w:proofErr w:type="spellEnd"/>
-      <w:r>
-        <w:t xml:space="preserve"> across the full a = </w:t>
-      </w:r>
-      <w:proofErr w:type="gramStart"/>
-      <w:r>
-        <w:t>2.5..</w:t>
-      </w:r>
-      <w:proofErr w:type="gramEnd"/>
-      <w:r>
-        <w:t>52.5 sweep for each K, and Figure 9 plots the residual directly.</w:t>
+        <w:t>To go beyond a visual check, Table 3 summarises the residual ζexact − ζapprox across the full a = 2.5..52.5 sweep for each K, and Figure 9 plots the residual directly.</w:t>
       </w:r>
     </w:p>
     <w:tbl>
@@ -7204,12 +5892,6 @@
         <w:gridCol w:w="2448"/>
       </w:tblGrid>
       <w:tr>
-        <w:tblPrEx>
-          <w:tblCellMar>
-            <w:top w:w="0" w:type="dxa"/>
-            <w:bottom w:w="0" w:type="dxa"/>
-          </w:tblCellMar>
-        </w:tblPrEx>
         <w:trPr>
           <w:tblHeader/>
         </w:trPr>
@@ -7327,12 +6009,6 @@
         </w:tc>
       </w:tr>
       <w:tr>
-        <w:tblPrEx>
-          <w:tblCellMar>
-            <w:top w:w="0" w:type="dxa"/>
-            <w:bottom w:w="0" w:type="dxa"/>
-          </w:tblCellMar>
-        </w:tblPrEx>
         <w:tc>
           <w:tcPr>
             <w:tcW w:w="1440" w:type="dxa"/>
@@ -7431,12 +6107,6 @@
         </w:tc>
       </w:tr>
       <w:tr>
-        <w:tblPrEx>
-          <w:tblCellMar>
-            <w:top w:w="0" w:type="dxa"/>
-            <w:bottom w:w="0" w:type="dxa"/>
-          </w:tblCellMar>
-        </w:tblPrEx>
         <w:tc>
           <w:tcPr>
             <w:tcW w:w="1440" w:type="dxa"/>
@@ -7539,12 +6209,6 @@
         </w:tc>
       </w:tr>
       <w:tr>
-        <w:tblPrEx>
-          <w:tblCellMar>
-            <w:top w:w="0" w:type="dxa"/>
-            <w:bottom w:w="0" w:type="dxa"/>
-          </w:tblCellMar>
-        </w:tblPrEx>
         <w:tc>
           <w:tcPr>
             <w:tcW w:w="1440" w:type="dxa"/>
@@ -7643,12 +6307,6 @@
         </w:tc>
       </w:tr>
       <w:tr>
-        <w:tblPrEx>
-          <w:tblCellMar>
-            <w:top w:w="0" w:type="dxa"/>
-            <w:bottom w:w="0" w:type="dxa"/>
-          </w:tblCellMar>
-        </w:tblPrEx>
         <w:tc>
           <w:tcPr>
             <w:tcW w:w="1440" w:type="dxa"/>
@@ -7751,12 +6409,6 @@
         </w:tc>
       </w:tr>
       <w:tr>
-        <w:tblPrEx>
-          <w:tblCellMar>
-            <w:top w:w="0" w:type="dxa"/>
-            <w:bottom w:w="0" w:type="dxa"/>
-          </w:tblCellMar>
-        </w:tblPrEx>
         <w:tc>
           <w:tcPr>
             <w:tcW w:w="1440" w:type="dxa"/>
@@ -7868,29 +6520,7 @@
           <w:sz w:val="19"/>
           <w:szCs w:val="19"/>
         </w:rPr>
-        <w:t xml:space="preserve">Table 3: Approximation-error summary (RMSE and max error are in units of ζ; mean % error is relative to </w:t>
-      </w:r>
-      <w:proofErr w:type="spellStart"/>
-      <w:r>
-        <w:rPr>
-          <w:i/>
-          <w:iCs/>
-          <w:color w:val="444444"/>
-          <w:sz w:val="19"/>
-          <w:szCs w:val="19"/>
-        </w:rPr>
-        <w:t>ζexact</w:t>
-      </w:r>
-      <w:proofErr w:type="spellEnd"/>
-      <w:r>
-        <w:rPr>
-          <w:i/>
-          <w:iCs/>
-          <w:color w:val="444444"/>
-          <w:sz w:val="19"/>
-          <w:szCs w:val="19"/>
-        </w:rPr>
-        <w:t>).</w:t>
+        <w:t>Table 3: Approximation-error summary (RMSE and max error are in units of ζ; mean % error is relative to ζexact).</w:t>
       </w:r>
     </w:p>
     <w:p>
@@ -7956,73 +6586,7 @@
           <w:sz w:val="19"/>
           <w:szCs w:val="19"/>
         </w:rPr>
-        <w:t xml:space="preserve">Figure 9: Residual </w:t>
-      </w:r>
-      <w:proofErr w:type="spellStart"/>
-      <w:r>
-        <w:rPr>
-          <w:i/>
-          <w:iCs/>
-          <w:color w:val="444444"/>
-          <w:sz w:val="19"/>
-          <w:szCs w:val="19"/>
-        </w:rPr>
-        <w:t>ζexact</w:t>
-      </w:r>
-      <w:proofErr w:type="spellEnd"/>
-      <w:r>
-        <w:rPr>
-          <w:i/>
-          <w:iCs/>
-          <w:color w:val="444444"/>
-          <w:sz w:val="19"/>
-          <w:szCs w:val="19"/>
-        </w:rPr>
-        <w:t xml:space="preserve"> − </w:t>
-      </w:r>
-      <w:proofErr w:type="spellStart"/>
-      <w:r>
-        <w:rPr>
-          <w:i/>
-          <w:iCs/>
-          <w:color w:val="444444"/>
-          <w:sz w:val="19"/>
-          <w:szCs w:val="19"/>
-        </w:rPr>
-        <w:t>ζapprox</w:t>
-      </w:r>
-      <w:proofErr w:type="spellEnd"/>
-      <w:r>
-        <w:rPr>
-          <w:i/>
-          <w:iCs/>
-          <w:color w:val="444444"/>
-          <w:sz w:val="19"/>
-          <w:szCs w:val="19"/>
-        </w:rPr>
-        <w:t xml:space="preserve"> vs. </w:t>
-      </w:r>
-      <w:proofErr w:type="spellStart"/>
-      <w:r>
-        <w:rPr>
-          <w:i/>
-          <w:iCs/>
-          <w:color w:val="444444"/>
-          <w:sz w:val="19"/>
-          <w:szCs w:val="19"/>
-        </w:rPr>
-        <w:t>a</w:t>
-      </w:r>
-      <w:proofErr w:type="spellEnd"/>
-      <w:r>
-        <w:rPr>
-          <w:i/>
-          <w:iCs/>
-          <w:color w:val="444444"/>
-          <w:sz w:val="19"/>
-          <w:szCs w:val="19"/>
-        </w:rPr>
-        <w:t xml:space="preserve"> for each K — error grows with a but shrinks sharply as K grows.</w:t>
+        <w:t>Figure 9: Residual ζexact − ζapprox vs. a for each K — error grows with a but shrinks sharply as K grows.</w:t>
       </w:r>
     </w:p>
     <w:p>
@@ -8031,15 +6595,7 @@
         <w:jc w:val="both"/>
       </w:pPr>
       <w:r>
-        <w:t xml:space="preserve">The error shrinks by roughly one order of magnitude for every ~7× increase in K (RMSE falls from 6.3×10⁻⁴ at K=10 000 to 3.4×10⁻⁵ at K=70 000), and even at the smallest tabulated gain, K = 10 000 (the worst case across the table), the mean percentage error stays under 0.27%. As a further, independent check, Table 4 fits a straight line ζ = </w:t>
-      </w:r>
-      <w:proofErr w:type="spellStart"/>
-      <w:r>
-        <w:t>m·a</w:t>
-      </w:r>
-      <w:proofErr w:type="spellEnd"/>
-      <w:r>
-        <w:t xml:space="preserve"> + c to the exact data at each K and compares the fitted slope/intercept with the closed-form prediction m = 1/(2√K), c = −Z/(2√K):</w:t>
+        <w:t>The error shrinks by roughly one order of magnitude for every ~7× increase in K (RMSE falls from 6.3×10⁻⁴ at K=10 000 to 3.4×10⁻⁵ at K=70 000), and even at the smallest tabulated gain, K = 10 000 (the worst case across the table), the mean percentage error stays under 0.27%. As a further, independent check, Table 4 fits a straight line ζ = m·a + c to the exact data at each K and compares the fitted slope/intercept with the closed-form prediction m = 1/(2√K), c = −Z/(2√K):</w:t>
       </w:r>
     </w:p>
     <w:tbl>
@@ -8068,12 +6624,6 @@
         <w:gridCol w:w="1008"/>
       </w:tblGrid>
       <w:tr>
-        <w:tblPrEx>
-          <w:tblCellMar>
-            <w:top w:w="0" w:type="dxa"/>
-            <w:bottom w:w="0" w:type="dxa"/>
-          </w:tblCellMar>
-        </w:tblPrEx>
         <w:trPr>
           <w:tblHeader/>
         </w:trPr>
@@ -8247,12 +6797,6 @@
         </w:tc>
       </w:tr>
       <w:tr>
-        <w:tblPrEx>
-          <w:tblCellMar>
-            <w:top w:w="0" w:type="dxa"/>
-            <w:bottom w:w="0" w:type="dxa"/>
-          </w:tblCellMar>
-        </w:tblPrEx>
         <w:tc>
           <w:tcPr>
             <w:tcW w:w="1224" w:type="dxa"/>
@@ -8399,12 +6943,6 @@
         </w:tc>
       </w:tr>
       <w:tr>
-        <w:tblPrEx>
-          <w:tblCellMar>
-            <w:top w:w="0" w:type="dxa"/>
-            <w:bottom w:w="0" w:type="dxa"/>
-          </w:tblCellMar>
-        </w:tblPrEx>
         <w:tc>
           <w:tcPr>
             <w:tcW w:w="1224" w:type="dxa"/>
@@ -8557,12 +7095,6 @@
         </w:tc>
       </w:tr>
       <w:tr>
-        <w:tblPrEx>
-          <w:tblCellMar>
-            <w:top w:w="0" w:type="dxa"/>
-            <w:bottom w:w="0" w:type="dxa"/>
-          </w:tblCellMar>
-        </w:tblPrEx>
         <w:tc>
           <w:tcPr>
             <w:tcW w:w="1224" w:type="dxa"/>
@@ -8709,12 +7241,6 @@
         </w:tc>
       </w:tr>
       <w:tr>
-        <w:tblPrEx>
-          <w:tblCellMar>
-            <w:top w:w="0" w:type="dxa"/>
-            <w:bottom w:w="0" w:type="dxa"/>
-          </w:tblCellMar>
-        </w:tblPrEx>
         <w:tc>
           <w:tcPr>
             <w:tcW w:w="1224" w:type="dxa"/>
@@ -8867,12 +7393,6 @@
         </w:tc>
       </w:tr>
       <w:tr>
-        <w:tblPrEx>
-          <w:tblCellMar>
-            <w:top w:w="0" w:type="dxa"/>
-            <w:bottom w:w="0" w:type="dxa"/>
-          </w:tblCellMar>
-        </w:tblPrEx>
         <w:tc>
           <w:tcPr>
             <w:tcW w:w="1224" w:type="dxa"/>
@@ -9113,12 +7633,6 @@
         <w:gridCol w:w="3744"/>
       </w:tblGrid>
       <w:tr>
-        <w:tblPrEx>
-          <w:tblCellMar>
-            <w:top w:w="0" w:type="dxa"/>
-            <w:bottom w:w="0" w:type="dxa"/>
-          </w:tblCellMar>
-        </w:tblPrEx>
         <w:trPr>
           <w:tblHeader/>
         </w:trPr>
@@ -9208,12 +7722,6 @@
         </w:tc>
       </w:tr>
       <w:tr>
-        <w:tblPrEx>
-          <w:tblCellMar>
-            <w:top w:w="0" w:type="dxa"/>
-            <w:bottom w:w="0" w:type="dxa"/>
-          </w:tblCellMar>
-        </w:tblPrEx>
         <w:tc>
           <w:tcPr>
             <w:tcW w:w="1440" w:type="dxa"/>
@@ -9288,12 +7796,6 @@
         </w:tc>
       </w:tr>
       <w:tr>
-        <w:tblPrEx>
-          <w:tblCellMar>
-            <w:top w:w="0" w:type="dxa"/>
-            <w:bottom w:w="0" w:type="dxa"/>
-          </w:tblCellMar>
-        </w:tblPrEx>
         <w:tc>
           <w:tcPr>
             <w:tcW w:w="1440" w:type="dxa"/>
@@ -9371,12 +7873,6 @@
         </w:tc>
       </w:tr>
       <w:tr>
-        <w:tblPrEx>
-          <w:tblCellMar>
-            <w:top w:w="0" w:type="dxa"/>
-            <w:bottom w:w="0" w:type="dxa"/>
-          </w:tblCellMar>
-        </w:tblPrEx>
         <w:tc>
           <w:tcPr>
             <w:tcW w:w="1440" w:type="dxa"/>
@@ -9451,12 +7947,6 @@
         </w:tc>
       </w:tr>
       <w:tr>
-        <w:tblPrEx>
-          <w:tblCellMar>
-            <w:top w:w="0" w:type="dxa"/>
-            <w:bottom w:w="0" w:type="dxa"/>
-          </w:tblCellMar>
-        </w:tblPrEx>
         <w:tc>
           <w:tcPr>
             <w:tcW w:w="1440" w:type="dxa"/>
@@ -9601,23 +8091,7 @@
           <w:sz w:val="21"/>
           <w:szCs w:val="21"/>
         </w:rPr>
-        <w:t>the s¹ row vanishes identically, signalling a pair of roots on the imaginary axis; the auxiliary polynomial from the s² row (as² + 2.5K = 0) gives s = ±</w:t>
-      </w:r>
-      <w:proofErr w:type="spellStart"/>
-      <w:r>
-        <w:rPr>
-          <w:sz w:val="21"/>
-          <w:szCs w:val="21"/>
-        </w:rPr>
-        <w:t>j√K</w:t>
-      </w:r>
-      <w:proofErr w:type="spellEnd"/>
-      <w:r>
-        <w:rPr>
-          <w:sz w:val="21"/>
-          <w:szCs w:val="21"/>
-        </w:rPr>
-        <w:t xml:space="preserve"> directly — exactly the closed form already derived for the boundary case in §5.2.</w:t>
+        <w:t>the s¹ row vanishes identically, signalling a pair of roots on the imaginary axis; the auxiliary polynomial from the s² row (as² + 2.5K = 0) gives s = ±j√K directly — exactly the closed form already derived for the boundary case in §5.2.</w:t>
       </w:r>
     </w:p>
     <w:p>
@@ -9667,12 +8141,6 @@
         <w:gridCol w:w="9029"/>
       </w:tblGrid>
       <w:tr>
-        <w:tblPrEx>
-          <w:tblCellMar>
-            <w:top w:w="0" w:type="dxa"/>
-            <w:bottom w:w="0" w:type="dxa"/>
-          </w:tblCellMar>
-        </w:tblPrEx>
         <w:tc>
           <w:tcPr>
             <w:tcW w:w="9029" w:type="dxa"/>
@@ -9731,9 +8199,10 @@
                 <w:sz w:val="18"/>
                 <w:szCs w:val="18"/>
               </w:rPr>
-              <w:t xml:space="preserve">        p = </w:t>
-            </w:r>
-            <w:proofErr w:type="gramStart"/>
+              <w:t xml:space="preserve">        p = roots([1 a K 2.5*K]);</w:t>
+            </w:r>
+          </w:p>
+          <w:p>
             <w:r>
               <w:rPr>
                 <w:rFonts w:ascii="Consolas" w:eastAsia="Consolas" w:hAnsi="Consolas" w:cs="Consolas"/>
@@ -9741,48 +8210,7 @@
                 <w:sz w:val="18"/>
                 <w:szCs w:val="18"/>
               </w:rPr>
-              <w:t>roots(</w:t>
-            </w:r>
-            <w:proofErr w:type="gramEnd"/>
-            <w:r>
-              <w:rPr>
-                <w:rFonts w:ascii="Consolas" w:eastAsia="Consolas" w:hAnsi="Consolas" w:cs="Consolas"/>
-                <w:color w:val="1B1B1B"/>
-                <w:sz w:val="18"/>
-                <w:szCs w:val="18"/>
-              </w:rPr>
-              <w:t>[1 a K 2.5*K]);</w:t>
-            </w:r>
-          </w:p>
-          <w:p>
-            <w:r>
-              <w:rPr>
-                <w:rFonts w:ascii="Consolas" w:eastAsia="Consolas" w:hAnsi="Consolas" w:cs="Consolas"/>
-                <w:color w:val="1B1B1B"/>
-                <w:sz w:val="18"/>
-                <w:szCs w:val="18"/>
-              </w:rPr>
-              <w:t xml:space="preserve">        </w:t>
-            </w:r>
-            <w:proofErr w:type="spellStart"/>
-            <w:r>
-              <w:rPr>
-                <w:rFonts w:ascii="Consolas" w:eastAsia="Consolas" w:hAnsi="Consolas" w:cs="Consolas"/>
-                <w:color w:val="1B1B1B"/>
-                <w:sz w:val="18"/>
-                <w:szCs w:val="18"/>
-              </w:rPr>
-              <w:t>is_stable</w:t>
-            </w:r>
-            <w:proofErr w:type="spellEnd"/>
-            <w:r>
-              <w:rPr>
-                <w:rFonts w:ascii="Consolas" w:eastAsia="Consolas" w:hAnsi="Consolas" w:cs="Consolas"/>
-                <w:color w:val="1B1B1B"/>
-                <w:sz w:val="18"/>
-                <w:szCs w:val="18"/>
-              </w:rPr>
-              <w:t xml:space="preserve"> = all(real(p) &lt; 0);</w:t>
+              <w:t xml:space="preserve">        is_stable = all(real(p) &lt; 0);</w:t>
             </w:r>
           </w:p>
           <w:p>
@@ -9847,12 +8275,6 @@
         <w:gridCol w:w="2304"/>
       </w:tblGrid>
       <w:tr>
-        <w:tblPrEx>
-          <w:tblCellMar>
-            <w:top w:w="0" w:type="dxa"/>
-            <w:bottom w:w="0" w:type="dxa"/>
-          </w:tblCellMar>
-        </w:tblPrEx>
         <w:trPr>
           <w:tblHeader/>
         </w:trPr>
@@ -9908,9 +8330,26 @@
                 <w:sz w:val="17"/>
                 <w:szCs w:val="17"/>
               </w:rPr>
-              <w:t xml:space="preserve">Routh s¹ row </w:t>
-            </w:r>
-            <w:proofErr w:type="gramStart"/>
+              <w:t>Routh s¹ row entry  K(a−2.5)/a   (K=10 000)</w:t>
+            </w:r>
+          </w:p>
+        </w:tc>
+        <w:tc>
+          <w:tcPr>
+            <w:tcW w:w="2304" w:type="dxa"/>
+            <w:shd w:val="clear" w:color="auto" w:fill="20406B"/>
+            <w:tcMar>
+              <w:top w:w="80" w:type="dxa"/>
+              <w:left w:w="90" w:type="dxa"/>
+              <w:bottom w:w="80" w:type="dxa"/>
+              <w:right w:w="90" w:type="dxa"/>
+            </w:tcMar>
+            <w:vAlign w:val="center"/>
+          </w:tcPr>
+          <w:p>
+            <w:pPr>
+              <w:jc w:val="center"/>
+            </w:pPr>
             <w:r>
               <w:rPr>
                 <w:b/>
@@ -9919,79 +8358,12 @@
                 <w:sz w:val="17"/>
                 <w:szCs w:val="17"/>
               </w:rPr>
-              <w:t>entry  K</w:t>
-            </w:r>
-            <w:proofErr w:type="gramEnd"/>
-            <w:r>
-              <w:rPr>
-                <w:b/>
-                <w:bCs/>
-                <w:color w:val="FFFFFF"/>
-                <w:sz w:val="17"/>
-                <w:szCs w:val="17"/>
-              </w:rPr>
-              <w:t>(a−2.5)/a</w:t>
-            </w:r>
-            <w:proofErr w:type="gramStart"/>
-            <w:r>
-              <w:rPr>
-                <w:b/>
-                <w:bCs/>
-                <w:color w:val="FFFFFF"/>
-                <w:sz w:val="17"/>
-                <w:szCs w:val="17"/>
-              </w:rPr>
-              <w:t xml:space="preserve">   (</w:t>
-            </w:r>
-            <w:proofErr w:type="gramEnd"/>
-            <w:r>
-              <w:rPr>
-                <w:b/>
-                <w:bCs/>
-                <w:color w:val="FFFFFF"/>
-                <w:sz w:val="17"/>
-                <w:szCs w:val="17"/>
-              </w:rPr>
-              <w:t>K=10 000)</w:t>
-            </w:r>
-          </w:p>
-        </w:tc>
-        <w:tc>
-          <w:tcPr>
-            <w:tcW w:w="2304" w:type="dxa"/>
-            <w:shd w:val="clear" w:color="auto" w:fill="20406B"/>
-            <w:tcMar>
-              <w:top w:w="80" w:type="dxa"/>
-              <w:left w:w="90" w:type="dxa"/>
-              <w:bottom w:w="80" w:type="dxa"/>
-              <w:right w:w="90" w:type="dxa"/>
-            </w:tcMar>
-            <w:vAlign w:val="center"/>
-          </w:tcPr>
-          <w:p>
-            <w:pPr>
-              <w:jc w:val="center"/>
-            </w:pPr>
-            <w:r>
-              <w:rPr>
-                <w:b/>
-                <w:bCs/>
-                <w:color w:val="FFFFFF"/>
-                <w:sz w:val="17"/>
-                <w:szCs w:val="17"/>
-              </w:rPr>
               <w:t>Numerically confirmed</w:t>
             </w:r>
           </w:p>
         </w:tc>
       </w:tr>
       <w:tr>
-        <w:tblPrEx>
-          <w:tblCellMar>
-            <w:top w:w="0" w:type="dxa"/>
-            <w:bottom w:w="0" w:type="dxa"/>
-          </w:tblCellMar>
-        </w:tblPrEx>
         <w:tc>
           <w:tcPr>
             <w:tcW w:w="1080" w:type="dxa"/>
@@ -10066,12 +8438,6 @@
         </w:tc>
       </w:tr>
       <w:tr>
-        <w:tblPrEx>
-          <w:tblCellMar>
-            <w:top w:w="0" w:type="dxa"/>
-            <w:bottom w:w="0" w:type="dxa"/>
-          </w:tblCellMar>
-        </w:tblPrEx>
         <w:tc>
           <w:tcPr>
             <w:tcW w:w="1080" w:type="dxa"/>
@@ -10149,12 +8515,6 @@
         </w:tc>
       </w:tr>
       <w:tr>
-        <w:tblPrEx>
-          <w:tblCellMar>
-            <w:top w:w="0" w:type="dxa"/>
-            <w:bottom w:w="0" w:type="dxa"/>
-          </w:tblCellMar>
-        </w:tblPrEx>
         <w:tc>
           <w:tcPr>
             <w:tcW w:w="1080" w:type="dxa"/>
@@ -10229,12 +8589,6 @@
         </w:tc>
       </w:tr>
       <w:tr>
-        <w:tblPrEx>
-          <w:tblCellMar>
-            <w:top w:w="0" w:type="dxa"/>
-            <w:bottom w:w="0" w:type="dxa"/>
-          </w:tblCellMar>
-        </w:tblPrEx>
         <w:tc>
           <w:tcPr>
             <w:tcW w:w="1080" w:type="dxa"/>
@@ -10312,12 +8666,6 @@
         </w:tc>
       </w:tr>
       <w:tr>
-        <w:tblPrEx>
-          <w:tblCellMar>
-            <w:top w:w="0" w:type="dxa"/>
-            <w:bottom w:w="0" w:type="dxa"/>
-          </w:tblCellMar>
-        </w:tblPrEx>
         <w:tc>
           <w:tcPr>
             <w:tcW w:w="1080" w:type="dxa"/>
@@ -10392,12 +8740,6 @@
         </w:tc>
       </w:tr>
       <w:tr>
-        <w:tblPrEx>
-          <w:tblCellMar>
-            <w:top w:w="0" w:type="dxa"/>
-            <w:bottom w:w="0" w:type="dxa"/>
-          </w:tblCellMar>
-        </w:tblPrEx>
         <w:tc>
           <w:tcPr>
             <w:tcW w:w="1080" w:type="dxa"/>
@@ -10475,12 +8817,6 @@
         </w:tc>
       </w:tr>
       <w:tr>
-        <w:tblPrEx>
-          <w:tblCellMar>
-            <w:top w:w="0" w:type="dxa"/>
-            <w:bottom w:w="0" w:type="dxa"/>
-          </w:tblCellMar>
-        </w:tblPrEx>
         <w:tc>
           <w:tcPr>
             <w:tcW w:w="1080" w:type="dxa"/>
@@ -10555,12 +8891,6 @@
         </w:tc>
       </w:tr>
       <w:tr>
-        <w:tblPrEx>
-          <w:tblCellMar>
-            <w:top w:w="0" w:type="dxa"/>
-            <w:bottom w:w="0" w:type="dxa"/>
-          </w:tblCellMar>
-        </w:tblPrEx>
         <w:tc>
           <w:tcPr>
             <w:tcW w:w="1080" w:type="dxa"/>
@@ -10638,12 +8968,6 @@
         </w:tc>
       </w:tr>
       <w:tr>
-        <w:tblPrEx>
-          <w:tblCellMar>
-            <w:top w:w="0" w:type="dxa"/>
-            <w:bottom w:w="0" w:type="dxa"/>
-          </w:tblCellMar>
-        </w:tblPrEx>
         <w:tc>
           <w:tcPr>
             <w:tcW w:w="1080" w:type="dxa"/>
@@ -10718,12 +9042,6 @@
         </w:tc>
       </w:tr>
       <w:tr>
-        <w:tblPrEx>
-          <w:tblCellMar>
-            <w:top w:w="0" w:type="dxa"/>
-            <w:bottom w:w="0" w:type="dxa"/>
-          </w:tblCellMar>
-        </w:tblPrEx>
         <w:tc>
           <w:tcPr>
             <w:tcW w:w="1080" w:type="dxa"/>
@@ -10801,12 +9119,6 @@
         </w:tc>
       </w:tr>
       <w:tr>
-        <w:tblPrEx>
-          <w:tblCellMar>
-            <w:top w:w="0" w:type="dxa"/>
-            <w:bottom w:w="0" w:type="dxa"/>
-          </w:tblCellMar>
-        </w:tblPrEx>
         <w:tc>
           <w:tcPr>
             <w:tcW w:w="1080" w:type="dxa"/>
@@ -11053,12 +9365,6 @@
         <w:gridCol w:w="9029"/>
       </w:tblGrid>
       <w:tr>
-        <w:tblPrEx>
-          <w:tblCellMar>
-            <w:top w:w="0" w:type="dxa"/>
-            <w:bottom w:w="0" w:type="dxa"/>
-          </w:tblCellMar>
-        </w:tblPrEx>
         <w:tc>
           <w:tcPr>
             <w:tcW w:w="9029" w:type="dxa"/>
@@ -11077,7 +9383,6 @@
             </w:tcMar>
           </w:tcPr>
           <w:p>
-            <w:proofErr w:type="spellStart"/>
             <w:r>
               <w:rPr>
                 <w:rFonts w:ascii="Consolas" w:eastAsia="Consolas" w:hAnsi="Consolas" w:cs="Consolas"/>
@@ -11085,9 +9390,10 @@
                 <w:sz w:val="18"/>
                 <w:szCs w:val="18"/>
               </w:rPr>
-              <w:t>wn</w:t>
-            </w:r>
-            <w:proofErr w:type="spellEnd"/>
+              <w:t>wn   = abs(complex_pole(1));</w:t>
+            </w:r>
+          </w:p>
+          <w:p>
             <w:r>
               <w:rPr>
                 <w:rFonts w:ascii="Consolas" w:eastAsia="Consolas" w:hAnsi="Consolas" w:cs="Consolas"/>
@@ -11095,9 +9401,10 @@
                 <w:sz w:val="18"/>
                 <w:szCs w:val="18"/>
               </w:rPr>
-              <w:t xml:space="preserve">   = abs(</w:t>
-            </w:r>
-            <w:proofErr w:type="spellStart"/>
+              <w:t>zeta = -real(complex_pole(1)) / wn;</w:t>
+            </w:r>
+          </w:p>
+          <w:p>
             <w:r>
               <w:rPr>
                 <w:rFonts w:ascii="Consolas" w:eastAsia="Consolas" w:hAnsi="Consolas" w:cs="Consolas"/>
@@ -11105,9 +9412,10 @@
                 <w:sz w:val="18"/>
                 <w:szCs w:val="18"/>
               </w:rPr>
-              <w:t>complex_</w:t>
-            </w:r>
-            <w:proofErr w:type="gramStart"/>
+              <w:t xml:space="preserve"> </w:t>
+            </w:r>
+          </w:p>
+          <w:p>
             <w:r>
               <w:rPr>
                 <w:rFonts w:ascii="Consolas" w:eastAsia="Consolas" w:hAnsi="Consolas" w:cs="Consolas"/>
@@ -11115,9 +9423,10 @@
                 <w:sz w:val="18"/>
                 <w:szCs w:val="18"/>
               </w:rPr>
-              <w:t>pole</w:t>
-            </w:r>
-            <w:proofErr w:type="spellEnd"/>
+              <w:t>PO = 100*exp(-zeta*pi/sqrt(1-zeta^2));   % percent peak overshoot</w:t>
+            </w:r>
+          </w:p>
+          <w:p>
             <w:r>
               <w:rPr>
                 <w:rFonts w:ascii="Consolas" w:eastAsia="Consolas" w:hAnsi="Consolas" w:cs="Consolas"/>
@@ -11125,172 +9434,7 @@
                 <w:sz w:val="18"/>
                 <w:szCs w:val="18"/>
               </w:rPr>
-              <w:t>(</w:t>
-            </w:r>
-            <w:proofErr w:type="gramEnd"/>
-            <w:r>
-              <w:rPr>
-                <w:rFonts w:ascii="Consolas" w:eastAsia="Consolas" w:hAnsi="Consolas" w:cs="Consolas"/>
-                <w:color w:val="1B1B1B"/>
-                <w:sz w:val="18"/>
-                <w:szCs w:val="18"/>
-              </w:rPr>
-              <w:t>1));</w:t>
-            </w:r>
-          </w:p>
-          <w:p>
-            <w:r>
-              <w:rPr>
-                <w:rFonts w:ascii="Consolas" w:eastAsia="Consolas" w:hAnsi="Consolas" w:cs="Consolas"/>
-                <w:color w:val="1B1B1B"/>
-                <w:sz w:val="18"/>
-                <w:szCs w:val="18"/>
-              </w:rPr>
-              <w:t>zeta = -real(</w:t>
-            </w:r>
-            <w:proofErr w:type="spellStart"/>
-            <w:r>
-              <w:rPr>
-                <w:rFonts w:ascii="Consolas" w:eastAsia="Consolas" w:hAnsi="Consolas" w:cs="Consolas"/>
-                <w:color w:val="1B1B1B"/>
-                <w:sz w:val="18"/>
-                <w:szCs w:val="18"/>
-              </w:rPr>
-              <w:t>complex_</w:t>
-            </w:r>
-            <w:proofErr w:type="gramStart"/>
-            <w:r>
-              <w:rPr>
-                <w:rFonts w:ascii="Consolas" w:eastAsia="Consolas" w:hAnsi="Consolas" w:cs="Consolas"/>
-                <w:color w:val="1B1B1B"/>
-                <w:sz w:val="18"/>
-                <w:szCs w:val="18"/>
-              </w:rPr>
-              <w:t>pole</w:t>
-            </w:r>
-            <w:proofErr w:type="spellEnd"/>
-            <w:r>
-              <w:rPr>
-                <w:rFonts w:ascii="Consolas" w:eastAsia="Consolas" w:hAnsi="Consolas" w:cs="Consolas"/>
-                <w:color w:val="1B1B1B"/>
-                <w:sz w:val="18"/>
-                <w:szCs w:val="18"/>
-              </w:rPr>
-              <w:t>(</w:t>
-            </w:r>
-            <w:proofErr w:type="gramEnd"/>
-            <w:r>
-              <w:rPr>
-                <w:rFonts w:ascii="Consolas" w:eastAsia="Consolas" w:hAnsi="Consolas" w:cs="Consolas"/>
-                <w:color w:val="1B1B1B"/>
-                <w:sz w:val="18"/>
-                <w:szCs w:val="18"/>
-              </w:rPr>
-              <w:t xml:space="preserve">1)) / </w:t>
-            </w:r>
-            <w:proofErr w:type="spellStart"/>
-            <w:r>
-              <w:rPr>
-                <w:rFonts w:ascii="Consolas" w:eastAsia="Consolas" w:hAnsi="Consolas" w:cs="Consolas"/>
-                <w:color w:val="1B1B1B"/>
-                <w:sz w:val="18"/>
-                <w:szCs w:val="18"/>
-              </w:rPr>
-              <w:t>wn</w:t>
-            </w:r>
-            <w:proofErr w:type="spellEnd"/>
-            <w:r>
-              <w:rPr>
-                <w:rFonts w:ascii="Consolas" w:eastAsia="Consolas" w:hAnsi="Consolas" w:cs="Consolas"/>
-                <w:color w:val="1B1B1B"/>
-                <w:sz w:val="18"/>
-                <w:szCs w:val="18"/>
-              </w:rPr>
-              <w:t>;</w:t>
-            </w:r>
-          </w:p>
-          <w:p>
-            <w:r>
-              <w:rPr>
-                <w:rFonts w:ascii="Consolas" w:eastAsia="Consolas" w:hAnsi="Consolas" w:cs="Consolas"/>
-                <w:color w:val="1B1B1B"/>
-                <w:sz w:val="18"/>
-                <w:szCs w:val="18"/>
-              </w:rPr>
-              <w:t xml:space="preserve"> </w:t>
-            </w:r>
-          </w:p>
-          <w:p>
-            <w:r>
-              <w:rPr>
-                <w:rFonts w:ascii="Consolas" w:eastAsia="Consolas" w:hAnsi="Consolas" w:cs="Consolas"/>
-                <w:color w:val="1B1B1B"/>
-                <w:sz w:val="18"/>
-                <w:szCs w:val="18"/>
-              </w:rPr>
-              <w:t>PO = 100*exp(-zeta*pi/sqrt(1-zeta^2)</w:t>
-            </w:r>
-            <w:proofErr w:type="gramStart"/>
-            <w:r>
-              <w:rPr>
-                <w:rFonts w:ascii="Consolas" w:eastAsia="Consolas" w:hAnsi="Consolas" w:cs="Consolas"/>
-                <w:color w:val="1B1B1B"/>
-                <w:sz w:val="18"/>
-                <w:szCs w:val="18"/>
-              </w:rPr>
-              <w:t xml:space="preserve">);   </w:t>
-            </w:r>
-            <w:proofErr w:type="gramEnd"/>
-            <w:r>
-              <w:rPr>
-                <w:rFonts w:ascii="Consolas" w:eastAsia="Consolas" w:hAnsi="Consolas" w:cs="Consolas"/>
-                <w:color w:val="1B1B1B"/>
-                <w:sz w:val="18"/>
-                <w:szCs w:val="18"/>
-              </w:rPr>
-              <w:t>% percent peak overshoot</w:t>
-            </w:r>
-          </w:p>
-          <w:p>
-            <w:r>
-              <w:rPr>
-                <w:rFonts w:ascii="Consolas" w:eastAsia="Consolas" w:hAnsi="Consolas" w:cs="Consolas"/>
-                <w:color w:val="1B1B1B"/>
-                <w:sz w:val="18"/>
-                <w:szCs w:val="18"/>
-              </w:rPr>
-              <w:t>Ts = 3/(zeta*</w:t>
-            </w:r>
-            <w:proofErr w:type="spellStart"/>
-            <w:r>
-              <w:rPr>
-                <w:rFonts w:ascii="Consolas" w:eastAsia="Consolas" w:hAnsi="Consolas" w:cs="Consolas"/>
-                <w:color w:val="1B1B1B"/>
-                <w:sz w:val="18"/>
-                <w:szCs w:val="18"/>
-              </w:rPr>
-              <w:t>wn</w:t>
-            </w:r>
-            <w:proofErr w:type="spellEnd"/>
-            <w:proofErr w:type="gramStart"/>
-            <w:r>
-              <w:rPr>
-                <w:rFonts w:ascii="Consolas" w:eastAsia="Consolas" w:hAnsi="Consolas" w:cs="Consolas"/>
-                <w:color w:val="1B1B1B"/>
-                <w:sz w:val="18"/>
-                <w:szCs w:val="18"/>
-              </w:rPr>
-              <w:t xml:space="preserve">);   </w:t>
-            </w:r>
-            <w:proofErr w:type="gramEnd"/>
-            <w:r>
-              <w:rPr>
-                <w:rFonts w:ascii="Consolas" w:eastAsia="Consolas" w:hAnsi="Consolas" w:cs="Consolas"/>
-                <w:color w:val="1B1B1B"/>
-                <w:sz w:val="18"/>
-                <w:szCs w:val="18"/>
-              </w:rPr>
-              <w:t xml:space="preserve">                      % 5% settling time</w:t>
+              <w:t>Ts = 3/(zeta*wn);                         % 5% settling time</w:t>
             </w:r>
           </w:p>
         </w:tc>
@@ -11405,12 +9549,6 @@
         <w:gridCol w:w="9029"/>
       </w:tblGrid>
       <w:tr>
-        <w:tblPrEx>
-          <w:tblCellMar>
-            <w:top w:w="0" w:type="dxa"/>
-            <w:bottom w:w="0" w:type="dxa"/>
-          </w:tblCellMar>
-        </w:tblPrEx>
         <w:tc>
           <w:tcPr>
             <w:tcW w:w="9029" w:type="dxa"/>
@@ -11440,7 +9578,6 @@
             </w:r>
           </w:p>
           <w:p>
-            <w:proofErr w:type="spellStart"/>
             <w:r>
               <w:rPr>
                 <w:rFonts w:ascii="Consolas" w:eastAsia="Consolas" w:hAnsi="Consolas" w:cs="Consolas"/>
@@ -11448,9 +9585,10 @@
                 <w:sz w:val="18"/>
                 <w:szCs w:val="18"/>
               </w:rPr>
-              <w:t>num</w:t>
-            </w:r>
-            <w:proofErr w:type="spellEnd"/>
+              <w:t>num = [K 2.5*K];           % K(s+2.5)</w:t>
+            </w:r>
+          </w:p>
+          <w:p>
             <w:r>
               <w:rPr>
                 <w:rFonts w:ascii="Consolas" w:eastAsia="Consolas" w:hAnsi="Consolas" w:cs="Consolas"/>
@@ -11458,9 +9596,10 @@
                 <w:sz w:val="18"/>
                 <w:szCs w:val="18"/>
               </w:rPr>
-              <w:t xml:space="preserve"> = [K 2.5*K</w:t>
-            </w:r>
-            <w:proofErr w:type="gramStart"/>
+              <w:t>den = [1 a K 2.5*K];        % s^3 + a*s^2 + K*s + 2.5*K</w:t>
+            </w:r>
+          </w:p>
+          <w:p>
             <w:r>
               <w:rPr>
                 <w:rFonts w:ascii="Consolas" w:eastAsia="Consolas" w:hAnsi="Consolas" w:cs="Consolas"/>
@@ -11468,9 +9607,10 @@
                 <w:sz w:val="18"/>
                 <w:szCs w:val="18"/>
               </w:rPr>
-              <w:t xml:space="preserve">];   </w:t>
-            </w:r>
-            <w:proofErr w:type="gramEnd"/>
+              <w:t>sys = tf(num, den);</w:t>
+            </w:r>
+          </w:p>
+          <w:p>
             <w:r>
               <w:rPr>
                 <w:rFonts w:ascii="Consolas" w:eastAsia="Consolas" w:hAnsi="Consolas" w:cs="Consolas"/>
@@ -11478,7 +9618,7 @@
                 <w:sz w:val="18"/>
                 <w:szCs w:val="18"/>
               </w:rPr>
-              <w:t xml:space="preserve">        % K(s+2.5)</w:t>
+              <w:t>[y, t] = step(sys);</w:t>
             </w:r>
           </w:p>
           <w:p>
@@ -11489,114 +9629,8 @@
                 <w:sz w:val="18"/>
                 <w:szCs w:val="18"/>
               </w:rPr>
-              <w:t>den = [1 a K 2.5*K</w:t>
-            </w:r>
-            <w:proofErr w:type="gramStart"/>
-            <w:r>
-              <w:rPr>
-                <w:rFonts w:ascii="Consolas" w:eastAsia="Consolas" w:hAnsi="Consolas" w:cs="Consolas"/>
-                <w:color w:val="1B1B1B"/>
-                <w:sz w:val="18"/>
-                <w:szCs w:val="18"/>
-              </w:rPr>
-              <w:t xml:space="preserve">];   </w:t>
-            </w:r>
-            <w:proofErr w:type="gramEnd"/>
-            <w:r>
-              <w:rPr>
-                <w:rFonts w:ascii="Consolas" w:eastAsia="Consolas" w:hAnsi="Consolas" w:cs="Consolas"/>
-                <w:color w:val="1B1B1B"/>
-                <w:sz w:val="18"/>
-                <w:szCs w:val="18"/>
-              </w:rPr>
-              <w:t xml:space="preserve">     % s^3 + a*s^2 + K*s + 2.5*K</w:t>
-            </w:r>
-          </w:p>
-          <w:p>
-            <w:r>
-              <w:rPr>
-                <w:rFonts w:ascii="Consolas" w:eastAsia="Consolas" w:hAnsi="Consolas" w:cs="Consolas"/>
-                <w:color w:val="1B1B1B"/>
-                <w:sz w:val="18"/>
-                <w:szCs w:val="18"/>
-              </w:rPr>
-              <w:t xml:space="preserve">sys = </w:t>
-            </w:r>
-            <w:proofErr w:type="spellStart"/>
-            <w:proofErr w:type="gramStart"/>
-            <w:r>
-              <w:rPr>
-                <w:rFonts w:ascii="Consolas" w:eastAsia="Consolas" w:hAnsi="Consolas" w:cs="Consolas"/>
-                <w:color w:val="1B1B1B"/>
-                <w:sz w:val="18"/>
-                <w:szCs w:val="18"/>
-              </w:rPr>
-              <w:t>tf</w:t>
-            </w:r>
-            <w:proofErr w:type="spellEnd"/>
-            <w:r>
-              <w:rPr>
-                <w:rFonts w:ascii="Consolas" w:eastAsia="Consolas" w:hAnsi="Consolas" w:cs="Consolas"/>
-                <w:color w:val="1B1B1B"/>
-                <w:sz w:val="18"/>
-                <w:szCs w:val="18"/>
-              </w:rPr>
-              <w:t>(</w:t>
-            </w:r>
-            <w:proofErr w:type="spellStart"/>
-            <w:proofErr w:type="gramEnd"/>
-            <w:r>
-              <w:rPr>
-                <w:rFonts w:ascii="Consolas" w:eastAsia="Consolas" w:hAnsi="Consolas" w:cs="Consolas"/>
-                <w:color w:val="1B1B1B"/>
-                <w:sz w:val="18"/>
-                <w:szCs w:val="18"/>
-              </w:rPr>
-              <w:t>num</w:t>
-            </w:r>
-            <w:proofErr w:type="spellEnd"/>
-            <w:r>
-              <w:rPr>
-                <w:rFonts w:ascii="Consolas" w:eastAsia="Consolas" w:hAnsi="Consolas" w:cs="Consolas"/>
-                <w:color w:val="1B1B1B"/>
-                <w:sz w:val="18"/>
-                <w:szCs w:val="18"/>
-              </w:rPr>
-              <w:t>, den);</w:t>
-            </w:r>
-          </w:p>
-          <w:p>
-            <w:r>
-              <w:rPr>
-                <w:rFonts w:ascii="Consolas" w:eastAsia="Consolas" w:hAnsi="Consolas" w:cs="Consolas"/>
-                <w:color w:val="1B1B1B"/>
-                <w:sz w:val="18"/>
-                <w:szCs w:val="18"/>
-              </w:rPr>
-              <w:t>[y, t] = step(sys);</w:t>
-            </w:r>
-          </w:p>
-          <w:p>
-            <w:proofErr w:type="spellStart"/>
-            <w:r>
-              <w:rPr>
-                <w:rFonts w:ascii="Consolas" w:eastAsia="Consolas" w:hAnsi="Consolas" w:cs="Consolas"/>
-                <w:color w:val="1B1B1B"/>
-                <w:sz w:val="18"/>
-                <w:szCs w:val="18"/>
-              </w:rPr>
               <w:lastRenderedPageBreak/>
-              <w:t>PO_actual</w:t>
-            </w:r>
-            <w:proofErr w:type="spellEnd"/>
-            <w:r>
-              <w:rPr>
-                <w:rFonts w:ascii="Consolas" w:eastAsia="Consolas" w:hAnsi="Consolas" w:cs="Consolas"/>
-                <w:color w:val="1B1B1B"/>
-                <w:sz w:val="18"/>
-                <w:szCs w:val="18"/>
-              </w:rPr>
-              <w:t xml:space="preserve"> = (max(y) - 1) * 100;</w:t>
+              <w:t>PO_actual = (max(y) - 1) * 100;</w:t>
             </w:r>
           </w:p>
         </w:tc>
@@ -11643,12 +9677,6 @@
         <w:gridCol w:w="1512"/>
       </w:tblGrid>
       <w:tr>
-        <w:tblPrEx>
-          <w:tblCellMar>
-            <w:top w:w="0" w:type="dxa"/>
-            <w:bottom w:w="0" w:type="dxa"/>
-          </w:tblCellMar>
-        </w:tblPrEx>
         <w:trPr>
           <w:tblHeader/>
         </w:trPr>
@@ -11850,12 +9878,6 @@
         </w:tc>
       </w:tr>
       <w:tr>
-        <w:tblPrEx>
-          <w:tblCellMar>
-            <w:top w:w="0" w:type="dxa"/>
-            <w:bottom w:w="0" w:type="dxa"/>
-          </w:tblCellMar>
-        </w:tblPrEx>
         <w:tc>
           <w:tcPr>
             <w:tcW w:w="720" w:type="dxa"/>
@@ -12026,12 +10048,6 @@
         </w:tc>
       </w:tr>
       <w:tr>
-        <w:tblPrEx>
-          <w:tblCellMar>
-            <w:top w:w="0" w:type="dxa"/>
-            <w:bottom w:w="0" w:type="dxa"/>
-          </w:tblCellMar>
-        </w:tblPrEx>
         <w:tc>
           <w:tcPr>
             <w:tcW w:w="720" w:type="dxa"/>
@@ -12209,12 +10225,6 @@
         </w:tc>
       </w:tr>
       <w:tr>
-        <w:tblPrEx>
-          <w:tblCellMar>
-            <w:top w:w="0" w:type="dxa"/>
-            <w:bottom w:w="0" w:type="dxa"/>
-          </w:tblCellMar>
-        </w:tblPrEx>
         <w:tc>
           <w:tcPr>
             <w:tcW w:w="720" w:type="dxa"/>
@@ -12385,12 +10395,6 @@
         </w:tc>
       </w:tr>
       <w:tr>
-        <w:tblPrEx>
-          <w:tblCellMar>
-            <w:top w:w="0" w:type="dxa"/>
-            <w:bottom w:w="0" w:type="dxa"/>
-          </w:tblCellMar>
-        </w:tblPrEx>
         <w:tc>
           <w:tcPr>
             <w:tcW w:w="720" w:type="dxa"/>
@@ -12568,12 +10572,6 @@
         </w:tc>
       </w:tr>
       <w:tr>
-        <w:tblPrEx>
-          <w:tblCellMar>
-            <w:top w:w="0" w:type="dxa"/>
-            <w:bottom w:w="0" w:type="dxa"/>
-          </w:tblCellMar>
-        </w:tblPrEx>
         <w:tc>
           <w:tcPr>
             <w:tcW w:w="720" w:type="dxa"/>
@@ -12744,12 +10742,6 @@
         </w:tc>
       </w:tr>
       <w:tr>
-        <w:tblPrEx>
-          <w:tblCellMar>
-            <w:top w:w="0" w:type="dxa"/>
-            <w:bottom w:w="0" w:type="dxa"/>
-          </w:tblCellMar>
-        </w:tblPrEx>
         <w:tc>
           <w:tcPr>
             <w:tcW w:w="720" w:type="dxa"/>
@@ -12927,12 +10919,6 @@
         </w:tc>
       </w:tr>
       <w:tr>
-        <w:tblPrEx>
-          <w:tblCellMar>
-            <w:top w:w="0" w:type="dxa"/>
-            <w:bottom w:w="0" w:type="dxa"/>
-          </w:tblCellMar>
-        </w:tblPrEx>
         <w:tc>
           <w:tcPr>
             <w:tcW w:w="720" w:type="dxa"/>
@@ -13103,12 +11089,6 @@
         </w:tc>
       </w:tr>
       <w:tr>
-        <w:tblPrEx>
-          <w:tblCellMar>
-            <w:top w:w="0" w:type="dxa"/>
-            <w:bottom w:w="0" w:type="dxa"/>
-          </w:tblCellMar>
-        </w:tblPrEx>
         <w:tc>
           <w:tcPr>
             <w:tcW w:w="720" w:type="dxa"/>
@@ -13286,12 +11266,6 @@
         </w:tc>
       </w:tr>
       <w:tr>
-        <w:tblPrEx>
-          <w:tblCellMar>
-            <w:top w:w="0" w:type="dxa"/>
-            <w:bottom w:w="0" w:type="dxa"/>
-          </w:tblCellMar>
-        </w:tblPrEx>
         <w:tc>
           <w:tcPr>
             <w:tcW w:w="720" w:type="dxa"/>
@@ -13462,12 +11436,6 @@
         </w:tc>
       </w:tr>
       <w:tr>
-        <w:tblPrEx>
-          <w:tblCellMar>
-            <w:top w:w="0" w:type="dxa"/>
-            <w:bottom w:w="0" w:type="dxa"/>
-          </w:tblCellMar>
-        </w:tblPrEx>
         <w:tc>
           <w:tcPr>
             <w:tcW w:w="720" w:type="dxa"/>
@@ -13645,12 +11613,6 @@
         </w:tc>
       </w:tr>
       <w:tr>
-        <w:tblPrEx>
-          <w:tblCellMar>
-            <w:top w:w="0" w:type="dxa"/>
-            <w:bottom w:w="0" w:type="dxa"/>
-          </w:tblCellMar>
-        </w:tblPrEx>
         <w:tc>
           <w:tcPr>
             <w:tcW w:w="720" w:type="dxa"/>
@@ -13821,12 +11783,6 @@
         </w:tc>
       </w:tr>
       <w:tr>
-        <w:tblPrEx>
-          <w:tblCellMar>
-            <w:top w:w="0" w:type="dxa"/>
-            <w:bottom w:w="0" w:type="dxa"/>
-          </w:tblCellMar>
-        </w:tblPrEx>
         <w:tc>
           <w:tcPr>
             <w:tcW w:w="720" w:type="dxa"/>
@@ -14004,12 +11960,6 @@
         </w:tc>
       </w:tr>
       <w:tr>
-        <w:tblPrEx>
-          <w:tblCellMar>
-            <w:top w:w="0" w:type="dxa"/>
-            <w:bottom w:w="0" w:type="dxa"/>
-          </w:tblCellMar>
-        </w:tblPrEx>
         <w:tc>
           <w:tcPr>
             <w:tcW w:w="720" w:type="dxa"/>
@@ -14180,12 +12130,6 @@
         </w:tc>
       </w:tr>
       <w:tr>
-        <w:tblPrEx>
-          <w:tblCellMar>
-            <w:top w:w="0" w:type="dxa"/>
-            <w:bottom w:w="0" w:type="dxa"/>
-          </w:tblCellMar>
-        </w:tblPrEx>
         <w:tc>
           <w:tcPr>
             <w:tcW w:w="720" w:type="dxa"/>
@@ -14363,12 +12307,6 @@
         </w:tc>
       </w:tr>
       <w:tr>
-        <w:tblPrEx>
-          <w:tblCellMar>
-            <w:top w:w="0" w:type="dxa"/>
-            <w:bottom w:w="0" w:type="dxa"/>
-          </w:tblCellMar>
-        </w:tblPrEx>
         <w:tc>
           <w:tcPr>
             <w:tcW w:w="720" w:type="dxa"/>
@@ -14539,12 +12477,6 @@
         </w:tc>
       </w:tr>
       <w:tr>
-        <w:tblPrEx>
-          <w:tblCellMar>
-            <w:top w:w="0" w:type="dxa"/>
-            <w:bottom w:w="0" w:type="dxa"/>
-          </w:tblCellMar>
-        </w:tblPrEx>
         <w:tc>
           <w:tcPr>
             <w:tcW w:w="720" w:type="dxa"/>
@@ -14722,12 +12654,6 @@
         </w:tc>
       </w:tr>
       <w:tr>
-        <w:tblPrEx>
-          <w:tblCellMar>
-            <w:top w:w="0" w:type="dxa"/>
-            <w:bottom w:w="0" w:type="dxa"/>
-          </w:tblCellMar>
-        </w:tblPrEx>
         <w:tc>
           <w:tcPr>
             <w:tcW w:w="720" w:type="dxa"/>
@@ -14898,12 +12824,6 @@
         </w:tc>
       </w:tr>
       <w:tr>
-        <w:tblPrEx>
-          <w:tblCellMar>
-            <w:top w:w="0" w:type="dxa"/>
-            <w:bottom w:w="0" w:type="dxa"/>
-          </w:tblCellMar>
-        </w:tblPrEx>
         <w:tc>
           <w:tcPr>
             <w:tcW w:w="720" w:type="dxa"/>
@@ -15081,12 +13001,6 @@
         </w:tc>
       </w:tr>
       <w:tr>
-        <w:tblPrEx>
-          <w:tblCellMar>
-            <w:top w:w="0" w:type="dxa"/>
-            <w:bottom w:w="0" w:type="dxa"/>
-          </w:tblCellMar>
-        </w:tblPrEx>
         <w:tc>
           <w:tcPr>
             <w:tcW w:w="720" w:type="dxa"/>
@@ -15257,12 +13171,6 @@
         </w:tc>
       </w:tr>
       <w:tr>
-        <w:tblPrEx>
-          <w:tblCellMar>
-            <w:top w:w="0" w:type="dxa"/>
-            <w:bottom w:w="0" w:type="dxa"/>
-          </w:tblCellMar>
-        </w:tblPrEx>
         <w:tc>
           <w:tcPr>
             <w:tcW w:w="720" w:type="dxa"/>
@@ -15453,29 +13361,7 @@
           <w:sz w:val="19"/>
           <w:szCs w:val="19"/>
         </w:rPr>
-        <w:t xml:space="preserve">Table 6 (subset of a 250-row sweep, a = </w:t>
-      </w:r>
-      <w:proofErr w:type="gramStart"/>
-      <w:r>
-        <w:rPr>
-          <w:i/>
-          <w:iCs/>
-          <w:color w:val="444444"/>
-          <w:sz w:val="19"/>
-          <w:szCs w:val="19"/>
-        </w:rPr>
-        <w:t>4..</w:t>
-      </w:r>
-      <w:proofErr w:type="gramEnd"/>
-      <w:r>
-        <w:rPr>
-          <w:i/>
-          <w:iCs/>
-          <w:color w:val="444444"/>
-          <w:sz w:val="19"/>
-          <w:szCs w:val="19"/>
-        </w:rPr>
-        <w:t>53 × K ∈ {10k,20k,30k,50k,70k}): formula vs. simulated peak overshoot and settling time; the full grid is in overshoot_settling_time_table.csv.</w:t>
+        <w:t>Table 6 (subset of a 250-row sweep, a = 4..53 × K ∈ {10k,20k,30k,50k,70k}): formula vs. simulated peak overshoot and settling time; the full grid is in overshoot_settling_time_table.csv.</w:t>
       </w:r>
     </w:p>
     <w:p>
@@ -15550,15 +13436,7 @@
       </w:pPr>
       <w:r>
         <w:lastRenderedPageBreak/>
-        <w:t xml:space="preserve">Across the full 250-point grid the worst-case overshoot error is under 1.8 percentage points and the worst-case settling-time error is about 28 </w:t>
-      </w:r>
-      <w:proofErr w:type="spellStart"/>
-      <w:r>
-        <w:t>ms</w:t>
-      </w:r>
-      <w:proofErr w:type="spellEnd"/>
-      <w:r>
-        <w:t xml:space="preserve"> — the dominant-pole approximation is quantitatively reliable across the whole tested range, and Table 6 / Figure 11 show it is not merely close on average but close pointwise.</w:t>
+        <w:t>Across the full 250-point grid the worst-case overshoot error is under 1.8 percentage points and the worst-case settling-time error is about 28 ms — the dominant-pole approximation is quantitatively reliable across the whole tested range, and Table 6 / Figure 11 show it is not merely close on average but close pointwise.</w:t>
       </w:r>
     </w:p>
     <w:p>
@@ -15603,12 +13481,6 @@
         <w:gridCol w:w="2160"/>
       </w:tblGrid>
       <w:tr>
-        <w:tblPrEx>
-          <w:tblCellMar>
-            <w:top w:w="0" w:type="dxa"/>
-            <w:bottom w:w="0" w:type="dxa"/>
-          </w:tblCellMar>
-        </w:tblPrEx>
         <w:trPr>
           <w:tblHeader/>
         </w:trPr>
@@ -15726,12 +13598,6 @@
         </w:tc>
       </w:tr>
       <w:tr>
-        <w:tblPrEx>
-          <w:tblCellMar>
-            <w:top w:w="0" w:type="dxa"/>
-            <w:bottom w:w="0" w:type="dxa"/>
-          </w:tblCellMar>
-        </w:tblPrEx>
         <w:tc>
           <w:tcPr>
             <w:tcW w:w="1440" w:type="dxa"/>
@@ -15830,12 +13696,6 @@
         </w:tc>
       </w:tr>
       <w:tr>
-        <w:tblPrEx>
-          <w:tblCellMar>
-            <w:top w:w="0" w:type="dxa"/>
-            <w:bottom w:w="0" w:type="dxa"/>
-          </w:tblCellMar>
-        </w:tblPrEx>
         <w:tc>
           <w:tcPr>
             <w:tcW w:w="1440" w:type="dxa"/>
@@ -15938,12 +13798,6 @@
         </w:tc>
       </w:tr>
       <w:tr>
-        <w:tblPrEx>
-          <w:tblCellMar>
-            <w:top w:w="0" w:type="dxa"/>
-            <w:bottom w:w="0" w:type="dxa"/>
-          </w:tblCellMar>
-        </w:tblPrEx>
         <w:tc>
           <w:tcPr>
             <w:tcW w:w="1440" w:type="dxa"/>
@@ -16042,12 +13896,6 @@
         </w:tc>
       </w:tr>
       <w:tr>
-        <w:tblPrEx>
-          <w:tblCellMar>
-            <w:top w:w="0" w:type="dxa"/>
-            <w:bottom w:w="0" w:type="dxa"/>
-          </w:tblCellMar>
-        </w:tblPrEx>
         <w:tc>
           <w:tcPr>
             <w:tcW w:w="1440" w:type="dxa"/>
@@ -16150,12 +13998,6 @@
         </w:tc>
       </w:tr>
       <w:tr>
-        <w:tblPrEx>
-          <w:tblCellMar>
-            <w:top w:w="0" w:type="dxa"/>
-            <w:bottom w:w="0" w:type="dxa"/>
-          </w:tblCellMar>
-        </w:tblPrEx>
         <w:tc>
           <w:tcPr>
             <w:tcW w:w="1440" w:type="dxa"/>
@@ -16276,15 +14118,7 @@
         <w:jc w:val="both"/>
       </w:pPr>
       <w:r>
-        <w:t xml:space="preserve">The reason is a near pole–zero cancellation that the high-gain </w:t>
-      </w:r>
-      <w:proofErr w:type="spellStart"/>
-      <w:r>
-        <w:t>asymptotics</w:t>
-      </w:r>
-      <w:proofErr w:type="spellEnd"/>
-      <w:r>
-        <w:t xml:space="preserve"> of §6.2 already hinted at: as K → ∞, the third closed-loop pole s₃ → −2.5 — landing almost exactly on top of the system's fixed zero at s = −2.5. Figure 12 tracks s₃(K) directly for several a and shows it converging to −2.5 in every case, faster for smaller a.</w:t>
+        <w:t>The reason is a near pole–zero cancellation that the high-gain asymptotics of §6.2 already hinted at: as K → ∞, the third closed-loop pole s₃ → −2.5 — landing almost exactly on top of the system's fixed zero at s = −2.5. Figure 12 tracks s₃(K) directly for several a and shows it converging to −2.5 in every case, faster for smaller a.</w:t>
       </w:r>
     </w:p>
     <w:p>
@@ -16451,15 +14285,7 @@
         <w:jc w:val="both"/>
       </w:pPr>
       <w:r>
-        <w:t xml:space="preserve">At K = 5 the responses are only mildly oscillatory and settle within roughly 10–14 s; smaller a produces visibly larger overshoot and slower settling, consistent with Table 1's more-negative centroids for larger a. At K = 10 000 every trace becomes rapidly, densely oscillatory — the frequency has jumped by roughly </w:t>
-      </w:r>
-      <w:proofErr w:type="gramStart"/>
-      <w:r>
-        <w:t>√(</w:t>
-      </w:r>
-      <w:proofErr w:type="gramEnd"/>
-      <w:r>
-        <w:t>10 000/5) ≈ 45×, matching the ω ≈ √K scaling of §6.2 — while damping is visibly weaker (larger sustained amplitude before decay), consistent with ζ ≈ (a−2.5)/(2√K) shrinking as K grows. This is the central, and slightly counter-intuitive, phenomenon the lab is built around: pushing gain higher does not, by itself, improve damping — it improves speed of response while degrading ζ, and only a larger a can restore damping at a given high K.</w:t>
+        <w:t>At K = 5 the responses are only mildly oscillatory and settle within roughly 10–14 s; smaller a produces visibly larger overshoot and slower settling, consistent with Table 1's more-negative centroids for larger a. At K = 10 000 every trace becomes rapidly, densely oscillatory — the frequency has jumped by roughly √(10 000/5) ≈ 45×, matching the ω ≈ √K scaling of §6.2 — while damping is visibly weaker (larger sustained amplitude before decay), consistent with ζ ≈ (a−2.5)/(2√K) shrinking as K grows. This is the central, and slightly counter-intuitive, phenomenon the lab is built around: pushing gain higher does not, by itself, improve damping — it improves speed of response while degrading ζ, and only a larger a can restore damping at a given high K.</w:t>
       </w:r>
     </w:p>
     <w:p>
@@ -16588,12 +14414,6 @@
         <w:gridCol w:w="2736"/>
       </w:tblGrid>
       <w:tr>
-        <w:tblPrEx>
-          <w:tblCellMar>
-            <w:top w:w="0" w:type="dxa"/>
-            <w:bottom w:w="0" w:type="dxa"/>
-          </w:tblCellMar>
-        </w:tblPrEx>
         <w:trPr>
           <w:tblHeader/>
         </w:trPr>
@@ -16669,7 +14489,6 @@
             <w:pPr>
               <w:jc w:val="center"/>
             </w:pPr>
-            <w:proofErr w:type="spellStart"/>
             <w:r>
               <w:rPr>
                 <w:b/>
@@ -16678,9 +14497,26 @@
                 <w:sz w:val="17"/>
                 <w:szCs w:val="17"/>
               </w:rPr>
-              <w:t>ζmax</w:t>
-            </w:r>
-            <w:proofErr w:type="spellEnd"/>
+              <w:t>ζmax at K*</w:t>
+            </w:r>
+          </w:p>
+        </w:tc>
+        <w:tc>
+          <w:tcPr>
+            <w:tcW w:w="2736" w:type="dxa"/>
+            <w:shd w:val="clear" w:color="auto" w:fill="20406B"/>
+            <w:tcMar>
+              <w:top w:w="80" w:type="dxa"/>
+              <w:left w:w="90" w:type="dxa"/>
+              <w:bottom w:w="80" w:type="dxa"/>
+              <w:right w:w="90" w:type="dxa"/>
+            </w:tcMar>
+            <w:vAlign w:val="center"/>
+          </w:tcPr>
+          <w:p>
+            <w:pPr>
+              <w:jc w:val="center"/>
+            </w:pPr>
             <w:r>
               <w:rPr>
                 <w:b/>
@@ -16689,68 +14525,12 @@
                 <w:sz w:val="17"/>
                 <w:szCs w:val="17"/>
               </w:rPr>
-              <w:t xml:space="preserve"> at K*</w:t>
-            </w:r>
-          </w:p>
-        </w:tc>
-        <w:tc>
-          <w:tcPr>
-            <w:tcW w:w="2736" w:type="dxa"/>
-            <w:shd w:val="clear" w:color="auto" w:fill="20406B"/>
-            <w:tcMar>
-              <w:top w:w="80" w:type="dxa"/>
-              <w:left w:w="90" w:type="dxa"/>
-              <w:bottom w:w="80" w:type="dxa"/>
-              <w:right w:w="90" w:type="dxa"/>
-            </w:tcMar>
-            <w:vAlign w:val="center"/>
-          </w:tcPr>
-          <w:p>
-            <w:pPr>
-              <w:jc w:val="center"/>
-            </w:pPr>
-            <w:r>
-              <w:rPr>
-                <w:b/>
-                <w:bCs/>
-                <w:color w:val="FFFFFF"/>
-                <w:sz w:val="17"/>
-                <w:szCs w:val="17"/>
-              </w:rPr>
-              <w:t>Heuristic crossover (a−2.</w:t>
-            </w:r>
-            <w:proofErr w:type="gramStart"/>
-            <w:r>
-              <w:rPr>
-                <w:b/>
-                <w:bCs/>
-                <w:color w:val="FFFFFF"/>
-                <w:sz w:val="17"/>
-                <w:szCs w:val="17"/>
-              </w:rPr>
-              <w:t>5)√</w:t>
-            </w:r>
-            <w:proofErr w:type="gramEnd"/>
-            <w:r>
-              <w:rPr>
-                <w:b/>
-                <w:bCs/>
-                <w:color w:val="FFFFFF"/>
-                <w:sz w:val="17"/>
-                <w:szCs w:val="17"/>
-              </w:rPr>
-              <w:t>a</w:t>
+              <w:t>Heuristic crossover (a−2.5)√a</w:t>
             </w:r>
           </w:p>
         </w:tc>
       </w:tr>
       <w:tr>
-        <w:tblPrEx>
-          <w:tblCellMar>
-            <w:top w:w="0" w:type="dxa"/>
-            <w:bottom w:w="0" w:type="dxa"/>
-          </w:tblCellMar>
-        </w:tblPrEx>
         <w:tc>
           <w:tcPr>
             <w:tcW w:w="864" w:type="dxa"/>
@@ -16849,12 +14629,6 @@
         </w:tc>
       </w:tr>
       <w:tr>
-        <w:tblPrEx>
-          <w:tblCellMar>
-            <w:top w:w="0" w:type="dxa"/>
-            <w:bottom w:w="0" w:type="dxa"/>
-          </w:tblCellMar>
-        </w:tblPrEx>
         <w:tc>
           <w:tcPr>
             <w:tcW w:w="864" w:type="dxa"/>
@@ -16957,12 +14731,6 @@
         </w:tc>
       </w:tr>
       <w:tr>
-        <w:tblPrEx>
-          <w:tblCellMar>
-            <w:top w:w="0" w:type="dxa"/>
-            <w:bottom w:w="0" w:type="dxa"/>
-          </w:tblCellMar>
-        </w:tblPrEx>
         <w:tc>
           <w:tcPr>
             <w:tcW w:w="864" w:type="dxa"/>
@@ -17061,12 +14829,6 @@
         </w:tc>
       </w:tr>
       <w:tr>
-        <w:tblPrEx>
-          <w:tblCellMar>
-            <w:top w:w="0" w:type="dxa"/>
-            <w:bottom w:w="0" w:type="dxa"/>
-          </w:tblCellMar>
-        </w:tblPrEx>
         <w:tc>
           <w:tcPr>
             <w:tcW w:w="864" w:type="dxa"/>
@@ -17182,29 +14944,7 @@
           <w:sz w:val="19"/>
           <w:szCs w:val="19"/>
         </w:rPr>
-        <w:t>Table 8: Numerically located best-damping gain K* (found by bounded optimisation of ζ(K)) vs. a simple heuristic crossover of the two asymptotic formulas, K ≈ (a−2.</w:t>
-      </w:r>
-      <w:proofErr w:type="gramStart"/>
-      <w:r>
-        <w:rPr>
-          <w:i/>
-          <w:iCs/>
-          <w:color w:val="444444"/>
-          <w:sz w:val="19"/>
-          <w:szCs w:val="19"/>
-        </w:rPr>
-        <w:t>5)√</w:t>
-      </w:r>
-      <w:proofErr w:type="gramEnd"/>
-      <w:r>
-        <w:rPr>
-          <w:i/>
-          <w:iCs/>
-          <w:color w:val="444444"/>
-          <w:sz w:val="19"/>
-          <w:szCs w:val="19"/>
-        </w:rPr>
-        <w:t>a.</w:t>
+        <w:t>Table 8: Numerically located best-damping gain K* (found by bounded optimisation of ζ(K)) vs. a simple heuristic crossover of the two asymptotic formulas, K ≈ (a−2.5)√a.</w:t>
       </w:r>
     </w:p>
     <w:p>
@@ -17213,15 +14953,7 @@
         <w:jc w:val="both"/>
       </w:pPr>
       <w:r>
-        <w:t>The heuristic — obtained by simply equating the small-K and large-K approximate formulas for ζ — tracks the true optimum to within the same order of magnitude, which is a useful rule of thumb: for this plant, gains far above (a−2.</w:t>
-      </w:r>
-      <w:proofErr w:type="gramStart"/>
-      <w:r>
-        <w:t>5)√</w:t>
-      </w:r>
-      <w:proofErr w:type="gramEnd"/>
-      <w:r>
-        <w:t>a buy speed but actively work against damping. Note this sub-section deliberately restricts a to values below the critical a = 22.5 of §5.3, because inside the a &gt; 22.5 loop the complex pair briefly disappears altogether (three real poles), where “ζ” from the complex-pole formula is not meaningful; §10.2 handles that regime correctly.</w:t>
+        <w:t>The heuristic — obtained by simply equating the small-K and large-K approximate formulas for ζ — tracks the true optimum to within the same order of magnitude, which is a useful rule of thumb: for this plant, gains far above (a−2.5)√a buy speed but actively work against damping. Note this sub-section deliberately restricts a to values below the critical a = 22.5 of §5.3, because inside the a &gt; 22.5 loop the complex pair briefly disappears altogether (three real poles), where “ζ” from the complex-pole formula is not meaningful; §10.2 handles that regime correctly.</w:t>
       </w:r>
     </w:p>
     <w:p>
@@ -17230,15 +14962,7 @@
         <w:keepNext/>
       </w:pPr>
       <w:r>
-        <w:t xml:space="preserve">10.2 Overshoot </w:t>
-      </w:r>
-      <w:proofErr w:type="gramStart"/>
-      <w:r>
-        <w:t>With</w:t>
-      </w:r>
-      <w:proofErr w:type="gramEnd"/>
-      <w:r>
-        <w:t xml:space="preserve"> and Without Ringing</w:t>
+        <w:t>10.2 Overshoot With and Without Ringing</w:t>
       </w:r>
     </w:p>
     <w:p>
@@ -17275,12 +14999,6 @@
         <w:gridCol w:w="2160"/>
       </w:tblGrid>
       <w:tr>
-        <w:tblPrEx>
-          <w:tblCellMar>
-            <w:top w:w="0" w:type="dxa"/>
-            <w:bottom w:w="0" w:type="dxa"/>
-          </w:tblCellMar>
-        </w:tblPrEx>
         <w:trPr>
           <w:tblHeader/>
         </w:trPr>
@@ -17426,12 +15144,6 @@
         </w:tc>
       </w:tr>
       <w:tr>
-        <w:tblPrEx>
-          <w:tblCellMar>
-            <w:top w:w="0" w:type="dxa"/>
-            <w:bottom w:w="0" w:type="dxa"/>
-          </w:tblCellMar>
-        </w:tblPrEx>
         <w:tc>
           <w:tcPr>
             <w:tcW w:w="864" w:type="dxa"/>
@@ -17476,39 +15188,7 @@
                 <w:sz w:val="17"/>
                 <w:szCs w:val="17"/>
               </w:rPr>
-              <w:t>-16.875</w:t>
-            </w:r>
-            <w:proofErr w:type="gramStart"/>
-            <w:r>
-              <w:rPr>
-                <w:sz w:val="17"/>
-                <w:szCs w:val="17"/>
-              </w:rPr>
-              <w:t>,  -</w:t>
-            </w:r>
-            <w:proofErr w:type="gramEnd"/>
-            <w:r>
-              <w:rPr>
-                <w:sz w:val="17"/>
-                <w:szCs w:val="17"/>
-              </w:rPr>
-              <w:t>8.694</w:t>
-            </w:r>
-            <w:proofErr w:type="gramStart"/>
-            <w:r>
-              <w:rPr>
-                <w:sz w:val="17"/>
-                <w:szCs w:val="17"/>
-              </w:rPr>
-              <w:t>,  -</w:t>
-            </w:r>
-            <w:proofErr w:type="gramEnd"/>
-            <w:r>
-              <w:rPr>
-                <w:sz w:val="17"/>
-                <w:szCs w:val="17"/>
-              </w:rPr>
-              <w:t>4.430</w:t>
+              <w:t>-16.875,  -8.694,  -4.430</w:t>
             </w:r>
           </w:p>
         </w:tc>
@@ -17586,12 +15266,6 @@
         </w:tc>
       </w:tr>
       <w:tr>
-        <w:tblPrEx>
-          <w:tblCellMar>
-            <w:top w:w="0" w:type="dxa"/>
-            <w:bottom w:w="0" w:type="dxa"/>
-          </w:tblCellMar>
-        </w:tblPrEx>
         <w:tc>
           <w:tcPr>
             <w:tcW w:w="864" w:type="dxa"/>
@@ -17638,39 +15312,7 @@
                 <w:sz w:val="17"/>
                 <w:szCs w:val="17"/>
               </w:rPr>
-              <w:t>-13.673 + 31.472j</w:t>
-            </w:r>
-            <w:proofErr w:type="gramStart"/>
-            <w:r>
-              <w:rPr>
-                <w:sz w:val="17"/>
-                <w:szCs w:val="17"/>
-              </w:rPr>
-              <w:t>,  -</w:t>
-            </w:r>
-            <w:proofErr w:type="gramEnd"/>
-            <w:r>
-              <w:rPr>
-                <w:sz w:val="17"/>
-                <w:szCs w:val="17"/>
-              </w:rPr>
-              <w:t>13.673 − 31.472j</w:t>
-            </w:r>
-            <w:proofErr w:type="gramStart"/>
-            <w:r>
-              <w:rPr>
-                <w:sz w:val="17"/>
-                <w:szCs w:val="17"/>
-              </w:rPr>
-              <w:t>,  -</w:t>
-            </w:r>
-            <w:proofErr w:type="gramEnd"/>
-            <w:r>
-              <w:rPr>
-                <w:sz w:val="17"/>
-                <w:szCs w:val="17"/>
-              </w:rPr>
-              <w:t>2.654</w:t>
+              <w:t>-13.673 + 31.472j,  -13.673 − 31.472j,  -2.654</w:t>
             </w:r>
           </w:p>
         </w:tc>
@@ -18032,12 +15674,6 @@
         <w:gridCol w:w="4320"/>
       </w:tblGrid>
       <w:tr>
-        <w:tblPrEx>
-          <w:tblCellMar>
-            <w:top w:w="0" w:type="dxa"/>
-            <w:bottom w:w="0" w:type="dxa"/>
-          </w:tblCellMar>
-        </w:tblPrEx>
         <w:trPr>
           <w:tblHeader/>
         </w:trPr>
@@ -18099,12 +15735,6 @@
         </w:tc>
       </w:tr>
       <w:tr>
-        <w:tblPrEx>
-          <w:tblCellMar>
-            <w:top w:w="0" w:type="dxa"/>
-            <w:bottom w:w="0" w:type="dxa"/>
-          </w:tblCellMar>
-        </w:tblPrEx>
         <w:tc>
           <w:tcPr>
             <w:tcW w:w="1728" w:type="dxa"/>
@@ -18155,12 +15785,6 @@
         </w:tc>
       </w:tr>
       <w:tr>
-        <w:tblPrEx>
-          <w:tblCellMar>
-            <w:top w:w="0" w:type="dxa"/>
-            <w:bottom w:w="0" w:type="dxa"/>
-          </w:tblCellMar>
-        </w:tblPrEx>
         <w:tc>
           <w:tcPr>
             <w:tcW w:w="1728" w:type="dxa"/>
@@ -18213,12 +15837,6 @@
         </w:tc>
       </w:tr>
       <w:tr>
-        <w:tblPrEx>
-          <w:tblCellMar>
-            <w:top w:w="0" w:type="dxa"/>
-            <w:bottom w:w="0" w:type="dxa"/>
-          </w:tblCellMar>
-        </w:tblPrEx>
         <w:tc>
           <w:tcPr>
             <w:tcW w:w="1728" w:type="dxa"/>
@@ -18269,12 +15887,6 @@
         </w:tc>
       </w:tr>
       <w:tr>
-        <w:tblPrEx>
-          <w:tblCellMar>
-            <w:top w:w="0" w:type="dxa"/>
-            <w:bottom w:w="0" w:type="dxa"/>
-          </w:tblCellMar>
-        </w:tblPrEx>
         <w:tc>
           <w:tcPr>
             <w:tcW w:w="1728" w:type="dxa"/>
@@ -18367,23 +15979,7 @@
         <w:jc w:val="both"/>
       </w:pPr>
       <w:r>
-        <w:t xml:space="preserve">A single pass over the 140×140 (K, a) grid used earlier already computes the closed-loop pole at every point, and ζ, PO, and Ts are all functions of that one pole — so the same grid yields three consistent heatmaps at essentially no extra computational cost. Figure 18 shows </w:t>
-      </w:r>
-      <w:proofErr w:type="gramStart"/>
-      <w:r>
-        <w:t>ζ(</w:t>
-      </w:r>
-      <w:proofErr w:type="gramEnd"/>
-      <w:r>
-        <w:t xml:space="preserve">K, a) directly; Figure 19 recomputes the </w:t>
-      </w:r>
-      <w:proofErr w:type="gramStart"/>
-      <w:r>
-        <w:t>PO(</w:t>
-      </w:r>
-      <w:proofErr w:type="gramEnd"/>
-      <w:r>
-        <w:t>K, a) heatmap from it via the formula of §8.1; Figure 20 does the same for the 5% settling-time formula of §8.1. All three are annotated at the same three (a, K = 10 000) reference points used throughout §6–§8, so a single vertical read at K ≈ 350 (the annotation column) compares all three metrics at once.</w:t>
+        <w:t>A single pass over the 140×140 (K, a) grid used earlier already computes the closed-loop pole at every point, and ζ, PO, and Ts are all functions of that one pole — so the same grid yields three consistent heatmaps at essentially no extra computational cost. Figure 18 shows ζ(K, a) directly; Figure 19 recomputes the PO(K, a) heatmap from it via the formula of §8.1; Figure 20 does the same for the 5% settling-time formula of §8.1. All three are annotated at the same three (a, K = 10 000) reference points used throughout §6–§8, so a single vertical read at K ≈ 350 (the annotation column) compares all three metrics at once.</w:t>
       </w:r>
     </w:p>
     <w:p>
@@ -18449,29 +16045,7 @@
           <w:sz w:val="19"/>
           <w:szCs w:val="19"/>
         </w:rPr>
-        <w:t xml:space="preserve">Figure 18: Damping ratio </w:t>
-      </w:r>
-      <w:proofErr w:type="gramStart"/>
-      <w:r>
-        <w:rPr>
-          <w:i/>
-          <w:iCs/>
-          <w:color w:val="444444"/>
-          <w:sz w:val="19"/>
-          <w:szCs w:val="19"/>
-        </w:rPr>
-        <w:t>ζ(</w:t>
-      </w:r>
-      <w:proofErr w:type="gramEnd"/>
-      <w:r>
-        <w:rPr>
-          <w:i/>
-          <w:iCs/>
-          <w:color w:val="444444"/>
-          <w:sz w:val="19"/>
-          <w:szCs w:val="19"/>
-        </w:rPr>
-        <w:t>K, a) — the most fundamental of the three heatmaps; PO and Ts below are both derived from this one by the formulas of §8.1.</w:t>
+        <w:t>Figure 18: Damping ratio ζ(K, a) — the most fundamental of the three heatmaps; PO and Ts below are both derived from this one by the formulas of §8.1.</w:t>
       </w:r>
     </w:p>
     <w:p>
@@ -18480,15 +16054,7 @@
         <w:jc w:val="both"/>
       </w:pPr>
       <w:r>
-        <w:t xml:space="preserve">The bright ridge sweeping from lower-left toward the upper-right is the same well-damped band already identified in §10.1's optimal gain K*: for every </w:t>
-      </w:r>
-      <w:proofErr w:type="spellStart"/>
-      <w:r>
-        <w:t>a</w:t>
-      </w:r>
-      <w:proofErr w:type="spellEnd"/>
-      <w:r>
-        <w:t>, ζ rises, peaks somewhere in this ridge, then falls again as K keeps growing — which is exactly why the ridge bends rather than running straight, and why a single fixed K can never be “best” for every a.</w:t>
+        <w:t>The bright ridge sweeping from lower-left toward the upper-right is the same well-damped band already identified in §10.1's optimal gain K*: for every a, ζ rises, peaks somewhere in this ridge, then falls again as K keeps growing — which is exactly why the ridge bends rather than running straight, and why a single fixed K can never be “best” for every a.</w:t>
       </w:r>
       <w:r>
         <w:rPr>
@@ -18547,29 +16113,7 @@
           <w:sz w:val="19"/>
           <w:szCs w:val="19"/>
         </w:rPr>
-        <w:t xml:space="preserve">Figure 19: Percent overshoot </w:t>
-      </w:r>
-      <w:proofErr w:type="gramStart"/>
-      <w:r>
-        <w:rPr>
-          <w:i/>
-          <w:iCs/>
-          <w:color w:val="444444"/>
-          <w:sz w:val="19"/>
-          <w:szCs w:val="19"/>
-        </w:rPr>
-        <w:t>PO(</w:t>
-      </w:r>
-      <w:proofErr w:type="gramEnd"/>
-      <w:r>
-        <w:rPr>
-          <w:i/>
-          <w:iCs/>
-          <w:color w:val="444444"/>
-          <w:sz w:val="19"/>
-          <w:szCs w:val="19"/>
-        </w:rPr>
-        <w:t>K, a), recomputed from the same grid as Figure 18 — a continuous extension of Table 2 / Figure 10 across both parameters at once.</w:t>
+        <w:t>Figure 19: Percent overshoot PO(K, a), recomputed from the same grid as Figure 18 — a continuous extension of Table 2 / Figure 10 across both parameters at once.</w:t>
       </w:r>
     </w:p>
     <w:p>
@@ -18579,15 +16123,7 @@
       </w:pPr>
       <w:r>
         <w:lastRenderedPageBreak/>
-        <w:t xml:space="preserve">PO is, as expected, the mirror image of ζ: the dark low-overshoot band sits exactly on top of Figure 18's bright ridge. Below and right of it, overshoot saturates near 100% (low a and/or very high K); above and left, it likewise approaches 100% because a very large </w:t>
-      </w:r>
-      <w:proofErr w:type="spellStart"/>
-      <w:r>
-        <w:t>a</w:t>
-      </w:r>
-      <w:proofErr w:type="spellEnd"/>
-      <w:r>
-        <w:t xml:space="preserve"> at low-to-moderate K makes the real part of the dominant pole small relative to its own magnitude — the low-K regime of §10.1, now visible as a second, separate route to poor damping.</w:t>
+        <w:t>PO is, as expected, the mirror image of ζ: the dark low-overshoot band sits exactly on top of Figure 18's bright ridge. Below and right of it, overshoot saturates near 100% (low a and/or very high K); above and left, it likewise approaches 100% because a very large a at low-to-moderate K makes the real part of the dominant pole small relative to its own magnitude — the low-K regime of §10.1, now visible as a second, separate route to poor damping.</w:t>
       </w:r>
     </w:p>
     <w:p>
@@ -18652,29 +16188,7 @@
           <w:sz w:val="19"/>
           <w:szCs w:val="19"/>
         </w:rPr>
-        <w:t xml:space="preserve">Figure 20: 5% settling time </w:t>
-      </w:r>
-      <w:proofErr w:type="gramStart"/>
-      <w:r>
-        <w:rPr>
-          <w:i/>
-          <w:iCs/>
-          <w:color w:val="444444"/>
-          <w:sz w:val="19"/>
-          <w:szCs w:val="19"/>
-        </w:rPr>
-        <w:t>Ts(</w:t>
-      </w:r>
-      <w:proofErr w:type="gramEnd"/>
-      <w:r>
-        <w:rPr>
-          <w:i/>
-          <w:iCs/>
-          <w:color w:val="444444"/>
-          <w:sz w:val="19"/>
-          <w:szCs w:val="19"/>
-        </w:rPr>
-        <w:t>K, a) on the same grid (clipped at 20 s for display; true values, up to the a→2.5 singularity where ζ→0, are in heatmap_settling_time_K_a.csv).</w:t>
+        <w:t>Figure 20: 5% settling time Ts(K, a) on the same grid (clipped at 20 s for display; true values, up to the a→2.5 singularity where ζ→0, are in heatmap_settling_time_K_a.csv).</w:t>
       </w:r>
     </w:p>
     <w:p>
@@ -18683,31 +16197,7 @@
         <w:jc w:val="both"/>
       </w:pPr>
       <w:r>
-        <w:t xml:space="preserve">Ts behaves qualitatively differently from the other two: rather than a band with a best-and-worst structure in K, it falls almost monotonically left-to-right, becoming nearly independent of K once K is large — the near-vertical banding visible on the right-hand third of Figure 20. This is not a plotting artefact; it follows directly from the high-K </w:t>
-      </w:r>
-      <w:proofErr w:type="spellStart"/>
-      <w:r>
-        <w:t>asymptotics</w:t>
-      </w:r>
-      <w:proofErr w:type="spellEnd"/>
-      <w:r>
-        <w:t xml:space="preserve"> already derived in §6.2, s</w:t>
-      </w:r>
-      <w:proofErr w:type="gramStart"/>
-      <w:r>
-        <w:t>₁,₂</w:t>
-      </w:r>
-      <w:proofErr w:type="gramEnd"/>
-      <w:r>
-        <w:t xml:space="preserve"> ≈ (2.5−a)/2 ± </w:t>
-      </w:r>
-      <w:proofErr w:type="spellStart"/>
-      <w:r>
-        <w:t>j√K</w:t>
-      </w:r>
-      <w:proofErr w:type="spellEnd"/>
-      <w:r>
-        <w:t>, which fixes the real part at (2.5−a)/2 independent of K once K is large enough. Since Ts = 3/(−Re(s)), this predicts</w:t>
+        <w:t>Ts behaves qualitatively differently from the other two: rather than a band with a best-and-worst structure in K, it falls almost monotonically left-to-right, becoming nearly independent of K once K is large — the near-vertical banding visible on the right-hand third of Figure 20. This is not a plotting artefact; it follows directly from the high-K asymptotics already derived in §6.2, s₁,₂ ≈ (2.5−a)/2 ± j√K, which fixes the real part at (2.5−a)/2 independent of K once K is large enough. Since Ts = 3/(−Re(s)), this predicts</w:t>
       </w:r>
     </w:p>
     <w:p>
@@ -18915,12 +16405,6 @@
         <w:gridCol w:w="9029"/>
       </w:tblGrid>
       <w:tr>
-        <w:tblPrEx>
-          <w:tblCellMar>
-            <w:top w:w="0" w:type="dxa"/>
-            <w:bottom w:w="0" w:type="dxa"/>
-          </w:tblCellMar>
-        </w:tblPrEx>
         <w:tc>
           <w:tcPr>
             <w:tcW w:w="9029" w:type="dxa"/>
@@ -18939,7 +16423,6 @@
             </w:tcMar>
           </w:tcPr>
           <w:p>
-            <w:proofErr w:type="spellStart"/>
             <w:r>
               <w:rPr>
                 <w:rFonts w:ascii="Consolas" w:eastAsia="Consolas" w:hAnsi="Consolas" w:cs="Consolas"/>
@@ -18947,17 +16430,7 @@
                 <w:sz w:val="18"/>
                 <w:szCs w:val="18"/>
               </w:rPr>
-              <w:t>ds_da</w:t>
-            </w:r>
-            <w:proofErr w:type="spellEnd"/>
-            <w:r>
-              <w:rPr>
-                <w:rFonts w:ascii="Consolas" w:eastAsia="Consolas" w:hAnsi="Consolas" w:cs="Consolas"/>
-                <w:color w:val="1B1B1B"/>
-                <w:sz w:val="18"/>
-                <w:szCs w:val="18"/>
-              </w:rPr>
-              <w:t xml:space="preserve"> = -s^2 / (3*s^2 + 2*a*s + K);</w:t>
+              <w:t>ds_da = -s^2 / (3*s^2 + 2*a*s + K);</w:t>
             </w:r>
           </w:p>
         </w:tc>
@@ -18974,17 +16447,7 @@
         <w:jc w:val="both"/>
       </w:pPr>
       <w:r>
-        <w:t>This was evaluated at the dominant complex pole for a = 5, 10, …, 50 at three gains, and cross-checked against a central finite-difference estimate (perturbing a by ±10⁻⁴ and re-solving for the roots). The two never disagreed by more than 1.4×10⁻⁹ across the 30 (</w:t>
-      </w:r>
-      <w:proofErr w:type="spellStart"/>
-      <w:proofErr w:type="gramStart"/>
-      <w:r>
-        <w:t>a,K</w:t>
-      </w:r>
-      <w:proofErr w:type="spellEnd"/>
-      <w:proofErr w:type="gramEnd"/>
-      <w:r>
-        <w:t>) combinations tested — Table 10 shows a representative sample.</w:t>
+        <w:t>This was evaluated at the dominant complex pole for a = 5, 10, …, 50 at three gains, and cross-checked against a central finite-difference estimate (perturbing a by ±10⁻⁴ and re-solving for the roots). The two never disagreed by more than 1.4×10⁻⁹ across the 30 (a,K) combinations tested — Table 10 shows a representative sample.</w:t>
       </w:r>
     </w:p>
     <w:tbl>
@@ -19011,12 +16474,6 @@
         <w:gridCol w:w="1656"/>
       </w:tblGrid>
       <w:tr>
-        <w:tblPrEx>
-          <w:tblCellMar>
-            <w:top w:w="0" w:type="dxa"/>
-            <w:bottom w:w="0" w:type="dxa"/>
-          </w:tblCellMar>
-        </w:tblPrEx>
         <w:trPr>
           <w:tblHeader/>
         </w:trPr>
@@ -19134,12 +16591,6 @@
         </w:tc>
       </w:tr>
       <w:tr>
-        <w:tblPrEx>
-          <w:tblCellMar>
-            <w:top w:w="0" w:type="dxa"/>
-            <w:bottom w:w="0" w:type="dxa"/>
-          </w:tblCellMar>
-        </w:tblPrEx>
         <w:tc>
           <w:tcPr>
             <w:tcW w:w="864" w:type="dxa"/>
@@ -19238,12 +16689,6 @@
         </w:tc>
       </w:tr>
       <w:tr>
-        <w:tblPrEx>
-          <w:tblCellMar>
-            <w:top w:w="0" w:type="dxa"/>
-            <w:bottom w:w="0" w:type="dxa"/>
-          </w:tblCellMar>
-        </w:tblPrEx>
         <w:tc>
           <w:tcPr>
             <w:tcW w:w="864" w:type="dxa"/>
@@ -19346,12 +16791,6 @@
         </w:tc>
       </w:tr>
       <w:tr>
-        <w:tblPrEx>
-          <w:tblCellMar>
-            <w:top w:w="0" w:type="dxa"/>
-            <w:bottom w:w="0" w:type="dxa"/>
-          </w:tblCellMar>
-        </w:tblPrEx>
         <w:tc>
           <w:tcPr>
             <w:tcW w:w="864" w:type="dxa"/>
@@ -19450,12 +16889,6 @@
         </w:tc>
       </w:tr>
       <w:tr>
-        <w:tblPrEx>
-          <w:tblCellMar>
-            <w:top w:w="0" w:type="dxa"/>
-            <w:bottom w:w="0" w:type="dxa"/>
-          </w:tblCellMar>
-        </w:tblPrEx>
         <w:tc>
           <w:tcPr>
             <w:tcW w:w="864" w:type="dxa"/>
@@ -19558,12 +16991,6 @@
         </w:tc>
       </w:tr>
       <w:tr>
-        <w:tblPrEx>
-          <w:tblCellMar>
-            <w:top w:w="0" w:type="dxa"/>
-            <w:bottom w:w="0" w:type="dxa"/>
-          </w:tblCellMar>
-        </w:tblPrEx>
         <w:tc>
           <w:tcPr>
             <w:tcW w:w="864" w:type="dxa"/>
@@ -19740,29 +17167,7 @@
           <w:sz w:val="19"/>
           <w:szCs w:val="19"/>
         </w:rPr>
-        <w:t xml:space="preserve">Figure 21: |∂s/∂a| vs. </w:t>
-      </w:r>
-      <w:proofErr w:type="spellStart"/>
-      <w:r>
-        <w:rPr>
-          <w:i/>
-          <w:iCs/>
-          <w:color w:val="444444"/>
-          <w:sz w:val="19"/>
-          <w:szCs w:val="19"/>
-        </w:rPr>
-        <w:t>a</w:t>
-      </w:r>
-      <w:proofErr w:type="spellEnd"/>
-      <w:r>
-        <w:rPr>
-          <w:i/>
-          <w:iCs/>
-          <w:color w:val="444444"/>
-          <w:sz w:val="19"/>
-          <w:szCs w:val="19"/>
-        </w:rPr>
-        <w:t xml:space="preserve"> for three gains.</w:t>
+        <w:t>Figure 21: |∂s/∂a| vs. a for three gains.</w:t>
       </w:r>
     </w:p>
     <w:p>
@@ -19771,37 +17176,11 @@
         <w:jc w:val="both"/>
       </w:pPr>
       <w:r>
-        <w:t xml:space="preserve">The sensitivity magnitude clusters tightly around 0.5 for every case tested, and the reason is another consequence of the high-K </w:t>
-      </w:r>
-      <w:proofErr w:type="spellStart"/>
-      <w:r>
-        <w:t>asymptotics</w:t>
-      </w:r>
-      <w:proofErr w:type="spellEnd"/>
-      <w:r>
-        <w:t xml:space="preserve"> of §6.2: since s ≈ (2.5−a)/2 ± </w:t>
-      </w:r>
-      <w:proofErr w:type="spellStart"/>
-      <w:r>
-        <w:t>j√K</w:t>
-      </w:r>
-      <w:proofErr w:type="spellEnd"/>
-      <w:r>
-        <w:t xml:space="preserve"> for large K, s² ≈ −K to leading </w:t>
+        <w:t xml:space="preserve">The sensitivity magnitude clusters tightly around 0.5 for every case tested, and the reason is another consequence of the high-K asymptotics of §6.2: since s ≈ (2.5−a)/2 ± j√K for large K, s² ≈ −K to leading </w:t>
       </w:r>
       <w:r>
         <w:lastRenderedPageBreak/>
-        <w:t>order, so the denominator 3s²+2as+K ≈ −2K and the whole expression collapses to ∂s/∂a → −½, independent of both a and K. In other words, at the high gains this experiment targets, a unit change in the design parameter a moves each dominant closed-loop pole by almost exactly half a unit, regardless of where in the (</w:t>
-      </w:r>
-      <w:proofErr w:type="spellStart"/>
-      <w:proofErr w:type="gramStart"/>
-      <w:r>
-        <w:t>a,K</w:t>
-      </w:r>
-      <w:proofErr w:type="spellEnd"/>
-      <w:proofErr w:type="gramEnd"/>
-      <w:r>
-        <w:t>) operating range the system sits — a simple and practically useful rule for a control designer adjusting a via the lag-stage components Ra, Ca of §12.</w:t>
+        <w:t>order, so the denominator 3s²+2as+K ≈ −2K and the whole expression collapses to ∂s/∂a → −½, independent of both a and K. In other words, at the high gains this experiment targets, a unit change in the design parameter a moves each dominant closed-loop pole by almost exactly half a unit, regardless of where in the (a,K) operating range the system sits — a simple and practically useful rule for a control designer adjusting a via the lag-stage components Ra, Ca of §12.</w:t>
       </w:r>
     </w:p>
     <w:p>
@@ -19819,23 +17198,7 @@
         <w:jc w:val="both"/>
       </w:pPr>
       <w:r>
-        <w:t>This report re-derives the group's entire root-locus analysis for the corrected transfer function issued after the original submission — zero relocated from s=−1 to s=−2.5, and the domain of a shifted correspondingly from [</w:t>
-      </w:r>
-      <w:proofErr w:type="gramStart"/>
-      <w:r>
-        <w:t>1,∞</w:t>
-      </w:r>
-      <w:proofErr w:type="gramEnd"/>
-      <w:r>
-        <w:t>) to [</w:t>
-      </w:r>
-      <w:proofErr w:type="gramStart"/>
-      <w:r>
-        <w:t>2.5,∞</w:t>
-      </w:r>
-      <w:proofErr w:type="gramEnd"/>
-      <w:r>
-        <w:t>). Every derivation was rebuilt from the characteristic equation up, not patched, and cross-checked throughout against a symbolically-verified scaling relationship: the new problem is exactly the original one under s→2.5s, a→2.5a, K→6.25K, so every structural finding — the critical values, the stability boundary, the damping law — carries over with the same shape, just relocated.</w:t>
+        <w:t>This report re-derives the group's entire root-locus analysis for the corrected transfer function issued after the original submission — zero relocated from s=−1 to s=−2.5, and the domain of a shifted correspondingly from [1,∞) to [2.5,∞). Every derivation was rebuilt from the characteristic equation up, not patched, and cross-checked throughout against a symbolically-verified scaling relationship: the new problem is exactly the original one under s→2.5s, a→2.5a, K→6.25K, so every structural finding — the critical values, the stability boundary, the damping law — carries over with the same shape, just relocated.</w:t>
       </w:r>
     </w:p>
     <w:p>
@@ -19844,15 +17207,7 @@
         <w:jc w:val="both"/>
       </w:pPr>
       <w:r>
-        <w:t>The experiment set out to understand how a single open-loop pole parameter, a, shapes closed-loop damping at high gain in a third-order root-locus problem, and whether stability could ever be at risk. Under the corrected zero location: the critical value a = 22.5 (nine times the new zero location, exactly mirroring the original 9×1 relationship) was derived exactly from the discriminant D(a) = (a−2.5)(a−22.5) of the breakaway/break-in quadratic and confirmed both analytically and by direct numerical scanning of the root topology (§5.3); the qualitative stability claim was upgraded to a rigorous Routh–Hurwitz proof showing a &gt; 2.5 is unconditionally stable and 0 &lt; a &lt; 2.5 unconditionally unstable, for every gain (§7.2); the approximate relationship ζ ≈ (a−2.5)/(2√K) was validated quantitatively (R² ≥ 0.999997, mean error under 0.27% even in the worst tested case) and traced to a near pole–zero cancellation that improves at higher K (§6, §8.3); and the discrete a-by-a, K-by-K case studies were replaced with continuous views — a multi-a step-response waterfall and three consistent (</w:t>
-      </w:r>
-      <w:proofErr w:type="spellStart"/>
-      <w:r>
-        <w:t>K,a</w:t>
-      </w:r>
-      <w:proofErr w:type="spellEnd"/>
-      <w:r>
-        <w:t>) heatmaps for ζ, PO, and Ts — that expose a non-monotonic, previously unremarked optimal-damping gain K*, and a clean new asymptotic result, Ts→6/(a−2.5) as K→∞ (§10).</w:t>
+        <w:t>The experiment set out to understand how a single open-loop pole parameter, a, shapes closed-loop damping at high gain in a third-order root-locus problem, and whether stability could ever be at risk. Under the corrected zero location: the critical value a = 22.5 (nine times the new zero location, exactly mirroring the original 9×1 relationship) was derived exactly from the discriminant D(a) = (a−2.5)(a−22.5) of the breakaway/break-in quadratic and confirmed both analytically and by direct numerical scanning of the root topology (§5.3); the qualitative stability claim was upgraded to a rigorous Routh–Hurwitz proof showing a &gt; 2.5 is unconditionally stable and 0 &lt; a &lt; 2.5 unconditionally unstable, for every gain (§7.2); the approximate relationship ζ ≈ (a−2.5)/(2√K) was validated quantitatively (R² ≥ 0.999997, mean error under 0.27% even in the worst tested case) and traced to a near pole–zero cancellation that improves at higher K (§6, §8.3); and the discrete a-by-a, K-by-K case studies were replaced with continuous views — a multi-a step-response waterfall and three consistent (K,a) heatmaps for ζ, PO, and Ts — that expose a non-monotonic, previously unremarked optimal-damping gain K*, and a clean new asymptotic result, Ts→6/(a−2.5) as K→∞ (§10).</w:t>
       </w:r>
     </w:p>
     <w:p>
